--- a/Fase 1/Evidencias Individuales/Mario_Torres_1.2_APT122_DiarioReflexionFase1.docx
+++ b/Fase 1/Evidencias Individuales/Mario_Torres_1.2_APT122_DiarioReflexionFase1.docx
@@ -1,11 +1,11 @@
 
 <file path=word/document.xml><?xml version="1.0" encoding="utf-8"?>
-<w:document xmlns:wpc="http://schemas.microsoft.com/office/word/2010/wordprocessingCanvas" xmlns:cx="http://schemas.microsoft.com/office/drawing/2014/chartex" xmlns:cx1="http://schemas.microsoft.com/office/drawing/2015/9/8/chartex" xmlns:cx2="http://schemas.microsoft.com/office/drawing/2015/10/21/chartex" xmlns:cx3="http://schemas.microsoft.com/office/drawing/2016/5/9/chartex" xmlns:cx4="http://schemas.microsoft.com/office/drawing/2016/5/10/chartex" xmlns:cx5="http://schemas.microsoft.com/office/drawing/2016/5/11/chartex" xmlns:cx6="http://schemas.microsoft.com/office/drawing/2016/5/12/chartex" xmlns:cx7="http://schemas.microsoft.com/office/drawing/2016/5/13/chartex" xmlns:cx8="http://schemas.microsoft.com/office/drawing/2016/5/14/chartex" xmlns:mc="http://schemas.openxmlformats.org/markup-compatibility/2006" xmlns:aink="http://schemas.microsoft.com/office/drawing/2016/ink" xmlns:am3d="http://schemas.microsoft.com/office/drawing/2017/model3d" xmlns:o="urn:schemas-microsoft-com:office:office" xmlns:oel="http://schemas.microsoft.com/office/2019/extlst" xmlns:r="http://schemas.openxmlformats.org/officeDocument/2006/relationships" xmlns:m="http://schemas.openxmlformats.org/officeDocument/2006/math" xmlns:v="urn:schemas-microsoft-com:vml" xmlns:wp14="http://schemas.microsoft.com/office/word/2010/wordprocessingDrawing" xmlns:wp="http://schemas.openxmlformats.org/drawingml/2006/wordprocessingDrawing" xmlns:w10="urn:schemas-microsoft-com:office:word" xmlns:w="http://schemas.openxmlformats.org/wordprocessingml/2006/main" xmlns:w14="http://schemas.microsoft.com/office/word/2010/wordml" xmlns:w15="http://schemas.microsoft.com/office/word/2012/wordml" xmlns:w16cex="http://schemas.microsoft.com/office/word/2018/wordml/cex" xmlns:w16cid="http://schemas.microsoft.com/office/word/2016/wordml/cid" xmlns:w16="http://schemas.microsoft.com/office/word/2018/wordml" xmlns:w16du="http://schemas.microsoft.com/office/word/2023/wordml/word16du" xmlns:w16sdtdh="http://schemas.microsoft.com/office/word/2020/wordml/sdtdatahash" xmlns:w16sdtfl="http://schemas.microsoft.com/office/word/2024/wordml/sdtformatlock" xmlns:w16se="http://schemas.microsoft.com/office/word/2015/wordml/symex" xmlns:wpg="http://schemas.microsoft.com/office/word/2010/wordprocessingGroup" xmlns:wpi="http://schemas.microsoft.com/office/word/2010/wordprocessingInk" xmlns:wne="http://schemas.microsoft.com/office/word/2006/wordml" xmlns:wps="http://schemas.microsoft.com/office/word/2010/wordprocessingShape" mc:Ignorable="w14 w15 w16se w16cid w16 w16cex w16sdtdh w16sdtfl w16du wp14">
+<w:document xmlns:wpc="http://schemas.microsoft.com/office/word/2010/wordprocessingCanvas" xmlns:cx="http://schemas.microsoft.com/office/drawing/2014/chartex" xmlns:cx1="http://schemas.microsoft.com/office/drawing/2015/9/8/chartex" xmlns:cx2="http://schemas.microsoft.com/office/drawing/2015/10/21/chartex" xmlns:cx3="http://schemas.microsoft.com/office/drawing/2016/5/9/chartex" xmlns:cx4="http://schemas.microsoft.com/office/drawing/2016/5/10/chartex" xmlns:cx5="http://schemas.microsoft.com/office/drawing/2016/5/11/chartex" xmlns:cx6="http://schemas.microsoft.com/office/drawing/2016/5/12/chartex" xmlns:cx7="http://schemas.microsoft.com/office/drawing/2016/5/13/chartex" xmlns:cx8="http://schemas.microsoft.com/office/drawing/2016/5/14/chartex" xmlns:mc="http://schemas.openxmlformats.org/markup-compatibility/2006" xmlns:aink="http://schemas.microsoft.com/office/drawing/2016/ink" xmlns:am3d="http://schemas.microsoft.com/office/drawing/2017/model3d" xmlns:o="urn:schemas-microsoft-com:office:office" xmlns:r="http://schemas.openxmlformats.org/officeDocument/2006/relationships" xmlns:m="http://schemas.openxmlformats.org/officeDocument/2006/math" xmlns:v="urn:schemas-microsoft-com:vml" xmlns:wp14="http://schemas.microsoft.com/office/word/2010/wordprocessingDrawing" xmlns:wp="http://schemas.openxmlformats.org/drawingml/2006/wordprocessingDrawing" xmlns:w10="urn:schemas-microsoft-com:office:word" xmlns:w="http://schemas.openxmlformats.org/wordprocessingml/2006/main" xmlns:w14="http://schemas.microsoft.com/office/word/2010/wordml" xmlns:w15="http://schemas.microsoft.com/office/word/2012/wordml" xmlns:w16cex="http://schemas.microsoft.com/office/word/2018/wordml/cex" xmlns:w16cid="http://schemas.microsoft.com/office/word/2016/wordml/cid" xmlns:w16="http://schemas.microsoft.com/office/word/2018/wordml" xmlns:w16sdtdh="http://schemas.microsoft.com/office/word/2020/wordml/sdtdatahash" xmlns:w16se="http://schemas.microsoft.com/office/word/2015/wordml/symex" xmlns:wpg="http://schemas.microsoft.com/office/word/2010/wordprocessingGroup" xmlns:wpi="http://schemas.microsoft.com/office/word/2010/wordprocessingInk" xmlns:wne="http://schemas.microsoft.com/office/word/2006/wordml" xmlns:wps="http://schemas.microsoft.com/office/word/2010/wordprocessingShape" mc:Ignorable="w14 w15 w16se w16cid w16 w16cex w16sdtdh wp14">
   <w:body>
     <w:p/>
     <w:tbl>
       <w:tblPr>
-        <w:tblStyle w:val="TableGrid"/>
+        <w:tblStyle w:val="Tablaconcuadrcula"/>
         <w:tblW w:w="9923" w:type="dxa"/>
         <w:tblBorders>
           <w:top w:val="none" w:sz="0" w:space="0" w:color="auto"/>
@@ -258,7 +258,7 @@
     </w:p>
     <w:tbl>
       <w:tblPr>
-        <w:tblStyle w:val="TableGrid"/>
+        <w:tblStyle w:val="Tablaconcuadrcula"/>
         <w:tblW w:w="0" w:type="auto"/>
         <w:tblBorders>
           <w:top w:val="single" w:sz="4" w:space="0" w:color="BFBFBF" w:themeColor="background1" w:themeShade="BF"/>
@@ -376,97 +376,7 @@
                 <w:sz w:val="24"/>
                 <w:szCs w:val="24"/>
               </w:rPr>
-              <w:t xml:space="preserve">Bueno hay varias asignaturas que me gustaron, entre ellas todos los ramos de </w:t>
-            </w:r>
-            <w:r>
-              <w:rPr>
-                <w:rFonts w:eastAsiaTheme="majorEastAsia"/>
-                <w:color w:val="767171" w:themeColor="background2" w:themeShade="80"/>
-                <w:sz w:val="24"/>
-                <w:szCs w:val="24"/>
-              </w:rPr>
-              <w:t>gestión</w:t>
-            </w:r>
-            <w:r>
-              <w:rPr>
-                <w:rFonts w:eastAsiaTheme="majorEastAsia"/>
-                <w:color w:val="767171" w:themeColor="background2" w:themeShade="80"/>
-                <w:sz w:val="24"/>
-                <w:szCs w:val="24"/>
-              </w:rPr>
-              <w:t xml:space="preserve"> que tiene que ver con lo interno de un proyecto me gusta mucho ya que me </w:t>
-            </w:r>
-            <w:r>
-              <w:rPr>
-                <w:rFonts w:eastAsiaTheme="majorEastAsia"/>
-                <w:color w:val="767171" w:themeColor="background2" w:themeShade="80"/>
-                <w:sz w:val="24"/>
-                <w:szCs w:val="24"/>
-              </w:rPr>
-              <w:t>gustaría</w:t>
-            </w:r>
-            <w:r>
-              <w:rPr>
-                <w:rFonts w:eastAsiaTheme="majorEastAsia"/>
-                <w:color w:val="767171" w:themeColor="background2" w:themeShade="80"/>
-                <w:sz w:val="24"/>
-                <w:szCs w:val="24"/>
-              </w:rPr>
-              <w:t xml:space="preserve"> ser jefe de proyectos, desarrollo de software escritorio, </w:t>
-            </w:r>
-            <w:r>
-              <w:rPr>
-                <w:rFonts w:eastAsiaTheme="majorEastAsia"/>
-                <w:color w:val="767171" w:themeColor="background2" w:themeShade="80"/>
-                <w:sz w:val="24"/>
-                <w:szCs w:val="24"/>
-              </w:rPr>
-              <w:t>programación</w:t>
-            </w:r>
-            <w:r>
-              <w:rPr>
-                <w:rFonts w:eastAsiaTheme="majorEastAsia"/>
-                <w:color w:val="767171" w:themeColor="background2" w:themeShade="80"/>
-                <w:sz w:val="24"/>
-                <w:szCs w:val="24"/>
-              </w:rPr>
-              <w:t xml:space="preserve"> web, </w:t>
-            </w:r>
-            <w:r>
-              <w:rPr>
-                <w:rFonts w:eastAsiaTheme="majorEastAsia"/>
-                <w:color w:val="767171" w:themeColor="background2" w:themeShade="80"/>
-                <w:sz w:val="24"/>
-                <w:szCs w:val="24"/>
-              </w:rPr>
-              <w:t>programación</w:t>
-            </w:r>
-            <w:r>
-              <w:rPr>
-                <w:rFonts w:eastAsiaTheme="majorEastAsia"/>
-                <w:color w:val="767171" w:themeColor="background2" w:themeShade="80"/>
-                <w:sz w:val="24"/>
-                <w:szCs w:val="24"/>
-              </w:rPr>
-              <w:t xml:space="preserve"> de algoritmos, entre varios otros todos los que tienen que ver con </w:t>
-            </w:r>
-            <w:r>
-              <w:rPr>
-                <w:rFonts w:eastAsiaTheme="majorEastAsia"/>
-                <w:color w:val="767171" w:themeColor="background2" w:themeShade="80"/>
-                <w:sz w:val="24"/>
-                <w:szCs w:val="24"/>
-              </w:rPr>
-              <w:t>programación</w:t>
-            </w:r>
-            <w:r>
-              <w:rPr>
-                <w:rFonts w:eastAsiaTheme="majorEastAsia"/>
-                <w:color w:val="767171" w:themeColor="background2" w:themeShade="80"/>
-                <w:sz w:val="24"/>
-                <w:szCs w:val="24"/>
-              </w:rPr>
-              <w:t xml:space="preserve"> de igual manera me gustaron ya que me gusta el desarrollo de software.</w:t>
+              <w:t>Bueno hay varias asignaturas que me gustaron, entre ellas todos los ramos de gestión que tiene que ver con lo interno de un proyecto me gusta mucho ya que me gustaría ser jefe de proyectos, desarrollo de software escritorio, programación web, programación de algoritmos, entre varios otros todos los que tienen que ver con programación de igual manera me gustaron ya que me gusta el desarrollo de software.</w:t>
             </w:r>
           </w:p>
           <w:p>
@@ -709,7 +619,7 @@
     </w:p>
     <w:tbl>
       <w:tblPr>
-        <w:tblStyle w:val="TableGrid"/>
+        <w:tblStyle w:val="Tablaconcuadrcula"/>
         <w:tblW w:w="0" w:type="auto"/>
         <w:tblBorders>
           <w:top w:val="single" w:sz="4" w:space="0" w:color="BFBFBF" w:themeColor="background1" w:themeShade="BF"/>
@@ -852,7 +762,7 @@
           </w:p>
           <w:p>
             <w:pPr>
-              <w:pStyle w:val="ListParagraph"/>
+              <w:pStyle w:val="Prrafodelista"/>
               <w:numPr>
                 <w:ilvl w:val="0"/>
                 <w:numId w:val="12"/>
@@ -926,25 +836,7 @@
                 <w:sz w:val="24"/>
                 <w:szCs w:val="24"/>
               </w:rPr>
-              <w:t xml:space="preserve">Diseño y </w:t>
-            </w:r>
-            <w:r>
-              <w:rPr>
-                <w:rFonts w:eastAsiaTheme="majorEastAsia"/>
-                <w:color w:val="00B050"/>
-                <w:sz w:val="24"/>
-                <w:szCs w:val="24"/>
-              </w:rPr>
-              <w:t>gestión</w:t>
-            </w:r>
-            <w:r>
-              <w:rPr>
-                <w:rFonts w:eastAsiaTheme="majorEastAsia"/>
-                <w:color w:val="00B050"/>
-                <w:sz w:val="24"/>
-                <w:szCs w:val="24"/>
-              </w:rPr>
-              <w:t xml:space="preserve"> de requisitos</w:t>
+              <w:t>Diseño y gestión de requisitos</w:t>
             </w:r>
           </w:p>
           <w:p>
@@ -981,16 +873,7 @@
                 <w:sz w:val="24"/>
                 <w:szCs w:val="24"/>
               </w:rPr>
-              <w:t>Programación</w:t>
-            </w:r>
-            <w:r>
-              <w:rPr>
-                <w:rFonts w:eastAsiaTheme="majorEastAsia"/>
-                <w:color w:val="00B050"/>
-                <w:sz w:val="24"/>
-                <w:szCs w:val="24"/>
-              </w:rPr>
-              <w:t xml:space="preserve"> de algoritmos</w:t>
+              <w:t>Programación de algoritmos</w:t>
             </w:r>
           </w:p>
           <w:p>
@@ -1027,16 +910,7 @@
                 <w:sz w:val="24"/>
                 <w:szCs w:val="24"/>
               </w:rPr>
-              <w:t>Programación</w:t>
-            </w:r>
-            <w:r>
-              <w:rPr>
-                <w:rFonts w:eastAsiaTheme="majorEastAsia"/>
-                <w:color w:val="00B050"/>
-                <w:sz w:val="24"/>
-                <w:szCs w:val="24"/>
-              </w:rPr>
-              <w:t xml:space="preserve"> WEB</w:t>
+              <w:t>Programación WEB</w:t>
             </w:r>
           </w:p>
           <w:p>
@@ -1073,25 +947,7 @@
                 <w:sz w:val="24"/>
                 <w:szCs w:val="24"/>
               </w:rPr>
-              <w:t>Programación</w:t>
-            </w:r>
-            <w:r>
-              <w:rPr>
-                <w:rFonts w:eastAsiaTheme="majorEastAsia"/>
-                <w:color w:val="00B050"/>
-                <w:sz w:val="24"/>
-                <w:szCs w:val="24"/>
-              </w:rPr>
-              <w:t xml:space="preserve"> de aplicaciones </w:t>
-            </w:r>
-            <w:r>
-              <w:rPr>
-                <w:rFonts w:eastAsiaTheme="majorEastAsia"/>
-                <w:color w:val="00B050"/>
-                <w:sz w:val="24"/>
-                <w:szCs w:val="24"/>
-              </w:rPr>
-              <w:t>móviles</w:t>
+              <w:t>Programación de aplicaciones móviles</w:t>
             </w:r>
           </w:p>
           <w:p>
@@ -1128,25 +984,7 @@
                 <w:sz w:val="24"/>
                 <w:szCs w:val="24"/>
               </w:rPr>
-              <w:t>Gestión</w:t>
-            </w:r>
-            <w:r>
-              <w:rPr>
-                <w:rFonts w:eastAsiaTheme="majorEastAsia"/>
-                <w:color w:val="00B050"/>
-                <w:sz w:val="24"/>
-                <w:szCs w:val="24"/>
-              </w:rPr>
-              <w:t xml:space="preserve"> de proyectos </w:t>
-            </w:r>
-            <w:r>
-              <w:rPr>
-                <w:rFonts w:eastAsiaTheme="majorEastAsia"/>
-                <w:color w:val="00B050"/>
-                <w:sz w:val="24"/>
-                <w:szCs w:val="24"/>
-              </w:rPr>
-              <w:t>informáticos</w:t>
+              <w:t>Gestión de proyectos informáticos</w:t>
             </w:r>
           </w:p>
           <w:p>
@@ -1183,16 +1021,7 @@
                 <w:sz w:val="24"/>
                 <w:szCs w:val="24"/>
               </w:rPr>
-              <w:t>Gestión</w:t>
-            </w:r>
-            <w:r>
-              <w:rPr>
-                <w:rFonts w:eastAsiaTheme="majorEastAsia"/>
-                <w:color w:val="00B050"/>
-                <w:sz w:val="24"/>
-                <w:szCs w:val="24"/>
-              </w:rPr>
-              <w:t xml:space="preserve"> de Riesgos</w:t>
+              <w:t>Gestión de Riesgos</w:t>
             </w:r>
           </w:p>
           <w:p>
@@ -1266,16 +1095,7 @@
                 <w:sz w:val="24"/>
                 <w:szCs w:val="24"/>
               </w:rPr>
-              <w:t>Programación</w:t>
-            </w:r>
-            <w:r>
-              <w:rPr>
-                <w:rFonts w:eastAsiaTheme="majorEastAsia"/>
-                <w:color w:val="C00000"/>
-                <w:sz w:val="24"/>
-                <w:szCs w:val="24"/>
-              </w:rPr>
-              <w:t xml:space="preserve"> de base de datos</w:t>
+              <w:t>Programación de base de datos</w:t>
             </w:r>
           </w:p>
           <w:p>
@@ -1312,7 +1132,7 @@
                 <w:sz w:val="24"/>
                 <w:szCs w:val="24"/>
               </w:rPr>
-              <w:t xml:space="preserve">Bueno me siento seguro en todas las en verde todo lo que sea diseño arquitectura </w:t>
+              <w:t xml:space="preserve">Bueno me siento seguro en todas las en verde todo lo que sea diseño arquitectura programación, y lo que encuentro más débil es en la base de datos se </w:t>
             </w:r>
             <w:r>
               <w:rPr>
@@ -1321,7 +1141,7 @@
                 <w:sz w:val="24"/>
                 <w:szCs w:val="24"/>
               </w:rPr>
-              <w:t>programación</w:t>
+              <w:t>usarlas,</w:t>
             </w:r>
             <w:r>
               <w:rPr>
@@ -1330,117 +1150,7 @@
                 <w:sz w:val="24"/>
                 <w:szCs w:val="24"/>
               </w:rPr>
-              <w:t xml:space="preserve">, y lo que encuentro </w:t>
-            </w:r>
-            <w:r>
-              <w:rPr>
-                <w:rFonts w:eastAsiaTheme="majorEastAsia"/>
-                <w:color w:val="767171" w:themeColor="background2" w:themeShade="80"/>
-                <w:sz w:val="24"/>
-                <w:szCs w:val="24"/>
-              </w:rPr>
-              <w:t>más</w:t>
-            </w:r>
-            <w:r>
-              <w:rPr>
-                <w:rFonts w:eastAsiaTheme="majorEastAsia"/>
-                <w:color w:val="767171" w:themeColor="background2" w:themeShade="80"/>
-                <w:sz w:val="24"/>
-                <w:szCs w:val="24"/>
-              </w:rPr>
-              <w:t xml:space="preserve"> </w:t>
-            </w:r>
-            <w:r>
-              <w:rPr>
-                <w:rFonts w:eastAsiaTheme="majorEastAsia"/>
-                <w:color w:val="767171" w:themeColor="background2" w:themeShade="80"/>
-                <w:sz w:val="24"/>
-                <w:szCs w:val="24"/>
-              </w:rPr>
-              <w:t>débil</w:t>
-            </w:r>
-            <w:r>
-              <w:rPr>
-                <w:rFonts w:eastAsiaTheme="majorEastAsia"/>
-                <w:color w:val="767171" w:themeColor="background2" w:themeShade="80"/>
-                <w:sz w:val="24"/>
-                <w:szCs w:val="24"/>
-              </w:rPr>
-              <w:t xml:space="preserve"> es en </w:t>
-            </w:r>
-            <w:r>
-              <w:rPr>
-                <w:rFonts w:eastAsiaTheme="majorEastAsia"/>
-                <w:color w:val="767171" w:themeColor="background2" w:themeShade="80"/>
-                <w:sz w:val="24"/>
-                <w:szCs w:val="24"/>
-              </w:rPr>
-              <w:t>la base</w:t>
-            </w:r>
-            <w:r>
-              <w:rPr>
-                <w:rFonts w:eastAsiaTheme="majorEastAsia"/>
-                <w:color w:val="767171" w:themeColor="background2" w:themeShade="80"/>
-                <w:sz w:val="24"/>
-                <w:szCs w:val="24"/>
-              </w:rPr>
-              <w:t xml:space="preserve"> de datos se </w:t>
-            </w:r>
-            <w:proofErr w:type="gramStart"/>
-            <w:r>
-              <w:rPr>
-                <w:rFonts w:eastAsiaTheme="majorEastAsia"/>
-                <w:color w:val="767171" w:themeColor="background2" w:themeShade="80"/>
-                <w:sz w:val="24"/>
-                <w:szCs w:val="24"/>
-              </w:rPr>
-              <w:t>usarlas</w:t>
-            </w:r>
-            <w:proofErr w:type="gramEnd"/>
-            <w:r>
-              <w:rPr>
-                <w:rFonts w:eastAsiaTheme="majorEastAsia"/>
-                <w:color w:val="767171" w:themeColor="background2" w:themeShade="80"/>
-                <w:sz w:val="24"/>
-                <w:szCs w:val="24"/>
-              </w:rPr>
-              <w:t xml:space="preserve"> pero me cuesta a veces, eso </w:t>
-            </w:r>
-            <w:r>
-              <w:rPr>
-                <w:rFonts w:eastAsiaTheme="majorEastAsia"/>
-                <w:color w:val="767171" w:themeColor="background2" w:themeShade="80"/>
-                <w:sz w:val="24"/>
-                <w:szCs w:val="24"/>
-              </w:rPr>
-              <w:t>debería</w:t>
-            </w:r>
-            <w:r>
-              <w:rPr>
-                <w:rFonts w:eastAsiaTheme="majorEastAsia"/>
-                <w:color w:val="767171" w:themeColor="background2" w:themeShade="80"/>
-                <w:sz w:val="24"/>
-                <w:szCs w:val="24"/>
-              </w:rPr>
-              <w:t xml:space="preserve"> reforzarlas </w:t>
-            </w:r>
-            <w:r>
-              <w:rPr>
-                <w:rFonts w:eastAsiaTheme="majorEastAsia"/>
-                <w:color w:val="767171" w:themeColor="background2" w:themeShade="80"/>
-                <w:sz w:val="24"/>
-                <w:szCs w:val="24"/>
-              </w:rPr>
-              <w:t>más</w:t>
-            </w:r>
-            <w:r>
-              <w:rPr>
-                <w:rFonts w:eastAsiaTheme="majorEastAsia"/>
-                <w:color w:val="767171" w:themeColor="background2" w:themeShade="80"/>
-                <w:sz w:val="24"/>
-                <w:szCs w:val="24"/>
-              </w:rPr>
-              <w:t>.</w:t>
+              <w:t xml:space="preserve"> pero me cuesta a veces, eso debería reforzarlas más.</w:t>
             </w:r>
           </w:p>
           <w:p>
@@ -1592,7 +1302,7 @@
     </w:p>
     <w:tbl>
       <w:tblPr>
-        <w:tblStyle w:val="TableGrid"/>
+        <w:tblStyle w:val="Tablaconcuadrcula"/>
         <w:tblW w:w="0" w:type="auto"/>
         <w:tblBorders>
           <w:top w:val="single" w:sz="4" w:space="0" w:color="BFBFBF" w:themeColor="background1" w:themeShade="BF"/>
@@ -1659,7 +1369,7 @@
           </w:p>
           <w:p>
             <w:pPr>
-              <w:pStyle w:val="ListParagraph"/>
+              <w:pStyle w:val="Prrafodelista"/>
               <w:numPr>
                 <w:ilvl w:val="0"/>
                 <w:numId w:val="12"/>
@@ -1719,79 +1429,7 @@
                 <w:sz w:val="24"/>
                 <w:szCs w:val="24"/>
               </w:rPr>
-              <w:t xml:space="preserve">Lo que me interesa </w:t>
-            </w:r>
-            <w:r>
-              <w:rPr>
-                <w:rFonts w:eastAsiaTheme="majorEastAsia"/>
-                <w:color w:val="767171" w:themeColor="background2" w:themeShade="80"/>
-                <w:sz w:val="24"/>
-                <w:szCs w:val="24"/>
-              </w:rPr>
-              <w:t>más</w:t>
-            </w:r>
-            <w:r>
-              <w:rPr>
-                <w:rFonts w:eastAsiaTheme="majorEastAsia"/>
-                <w:color w:val="767171" w:themeColor="background2" w:themeShade="80"/>
-                <w:sz w:val="24"/>
-                <w:szCs w:val="24"/>
-              </w:rPr>
-              <w:t xml:space="preserve"> es la </w:t>
-            </w:r>
-            <w:r>
-              <w:rPr>
-                <w:rFonts w:eastAsiaTheme="majorEastAsia"/>
-                <w:color w:val="767171" w:themeColor="background2" w:themeShade="80"/>
-                <w:sz w:val="24"/>
-                <w:szCs w:val="24"/>
-              </w:rPr>
-              <w:t>gestión</w:t>
-            </w:r>
-            <w:r>
-              <w:rPr>
-                <w:rFonts w:eastAsiaTheme="majorEastAsia"/>
-                <w:color w:val="767171" w:themeColor="background2" w:themeShade="80"/>
-                <w:sz w:val="24"/>
-                <w:szCs w:val="24"/>
-              </w:rPr>
-              <w:t xml:space="preserve">, ser jefe de proyectos, aunque para eso tengo que entender todo ya sea desarrollo </w:t>
-            </w:r>
-            <w:r>
-              <w:rPr>
-                <w:rFonts w:eastAsiaTheme="majorEastAsia"/>
-                <w:color w:val="767171" w:themeColor="background2" w:themeShade="80"/>
-                <w:sz w:val="24"/>
-                <w:szCs w:val="24"/>
-              </w:rPr>
-              <w:t>análisis</w:t>
-            </w:r>
-            <w:r>
-              <w:rPr>
-                <w:rFonts w:eastAsiaTheme="majorEastAsia"/>
-                <w:color w:val="767171" w:themeColor="background2" w:themeShade="80"/>
-                <w:sz w:val="24"/>
-                <w:szCs w:val="24"/>
-              </w:rPr>
-              <w:t xml:space="preserve"> de datos y seguridad, </w:t>
-            </w:r>
-            <w:r>
-              <w:rPr>
-                <w:rFonts w:eastAsiaTheme="majorEastAsia"/>
-                <w:color w:val="767171" w:themeColor="background2" w:themeShade="80"/>
-                <w:sz w:val="24"/>
-                <w:szCs w:val="24"/>
-              </w:rPr>
-              <w:t>así</w:t>
-            </w:r>
-            <w:r>
-              <w:rPr>
-                <w:rFonts w:eastAsiaTheme="majorEastAsia"/>
-                <w:color w:val="767171" w:themeColor="background2" w:themeShade="80"/>
-                <w:sz w:val="24"/>
-                <w:szCs w:val="24"/>
-              </w:rPr>
-              <w:t xml:space="preserve"> que de igual manera esos 3 puntos me interesan.</w:t>
+              <w:t>Lo que me interesa más es la gestión, ser jefe de proyectos, aunque para eso tengo que entender todo ya sea desarrollo análisis de datos y seguridad, así que de igual manera esos 3 puntos me interesan.</w:t>
             </w:r>
           </w:p>
           <w:p>
@@ -1852,7 +1490,7 @@
           </w:p>
           <w:p>
             <w:pPr>
-              <w:pStyle w:val="ListParagraph"/>
+              <w:pStyle w:val="Prrafodelista"/>
               <w:numPr>
                 <w:ilvl w:val="0"/>
                 <w:numId w:val="12"/>
@@ -1912,61 +1550,7 @@
                 <w:sz w:val="24"/>
                 <w:szCs w:val="24"/>
               </w:rPr>
-              <w:t xml:space="preserve">Realmente todas las tengo que seguir fortaleciendo ya que tengo la base y </w:t>
-            </w:r>
-            <w:r>
-              <w:rPr>
-                <w:rFonts w:eastAsiaTheme="majorEastAsia"/>
-                <w:color w:val="767171" w:themeColor="background2" w:themeShade="80"/>
-                <w:sz w:val="24"/>
-                <w:szCs w:val="24"/>
-              </w:rPr>
-              <w:t>todo,</w:t>
-            </w:r>
-            <w:r>
-              <w:rPr>
-                <w:rFonts w:eastAsiaTheme="majorEastAsia"/>
-                <w:color w:val="767171" w:themeColor="background2" w:themeShade="80"/>
-                <w:sz w:val="24"/>
-                <w:szCs w:val="24"/>
-              </w:rPr>
-              <w:t xml:space="preserve"> pero para ir mejorando siempre hay que seguir estudiando </w:t>
-            </w:r>
-            <w:r>
-              <w:rPr>
-                <w:rFonts w:eastAsiaTheme="majorEastAsia"/>
-                <w:color w:val="767171" w:themeColor="background2" w:themeShade="80"/>
-                <w:sz w:val="24"/>
-                <w:szCs w:val="24"/>
-              </w:rPr>
-              <w:t>y reforzando</w:t>
-            </w:r>
-            <w:r>
-              <w:rPr>
-                <w:rFonts w:eastAsiaTheme="majorEastAsia"/>
-                <w:color w:val="767171" w:themeColor="background2" w:themeShade="80"/>
-                <w:sz w:val="24"/>
-                <w:szCs w:val="24"/>
-              </w:rPr>
-              <w:t xml:space="preserve"> todas las </w:t>
-            </w:r>
-            <w:r>
-              <w:rPr>
-                <w:rFonts w:eastAsiaTheme="majorEastAsia"/>
-                <w:color w:val="767171" w:themeColor="background2" w:themeShade="80"/>
-                <w:sz w:val="24"/>
-                <w:szCs w:val="24"/>
-              </w:rPr>
-              <w:t>áreas</w:t>
-            </w:r>
-            <w:r>
-              <w:rPr>
-                <w:rFonts w:eastAsiaTheme="majorEastAsia"/>
-                <w:color w:val="767171" w:themeColor="background2" w:themeShade="80"/>
-                <w:sz w:val="24"/>
-                <w:szCs w:val="24"/>
-              </w:rPr>
-              <w:t>.</w:t>
+              <w:t>Realmente todas las tengo que seguir fortaleciendo ya que tengo la base y todo, pero para ir mejorando siempre hay que seguir estudiando y reforzando todas las áreas.</w:t>
             </w:r>
           </w:p>
           <w:p>
@@ -2013,7 +1597,7 @@
           </w:p>
           <w:p>
             <w:pPr>
-              <w:pStyle w:val="ListParagraph"/>
+              <w:pStyle w:val="Prrafodelista"/>
               <w:numPr>
                 <w:ilvl w:val="0"/>
                 <w:numId w:val="12"/>
@@ -2070,43 +1654,7 @@
                 <w:bCs/>
                 <w:color w:val="7F7F7F" w:themeColor="text1" w:themeTint="80"/>
               </w:rPr>
-              <w:t xml:space="preserve">Lo ideal ya gestionando proyecto y haber seguido ejerciendo y estudiando a la vez para prepararme mucho </w:t>
-            </w:r>
-            <w:r>
-              <w:rPr>
-                <w:rFonts w:ascii="Calibri" w:hAnsi="Calibri"/>
-                <w:b/>
-                <w:bCs/>
-                <w:color w:val="7F7F7F" w:themeColor="text1" w:themeTint="80"/>
-              </w:rPr>
-              <w:t>más</w:t>
-            </w:r>
-            <w:r>
-              <w:rPr>
-                <w:rFonts w:ascii="Calibri" w:hAnsi="Calibri"/>
-                <w:b/>
-                <w:bCs/>
-                <w:color w:val="7F7F7F" w:themeColor="text1" w:themeTint="80"/>
-              </w:rPr>
-              <w:t xml:space="preserve"> en el </w:t>
-            </w:r>
-            <w:r>
-              <w:rPr>
-                <w:rFonts w:ascii="Calibri" w:hAnsi="Calibri"/>
-                <w:b/>
-                <w:bCs/>
-                <w:color w:val="7F7F7F" w:themeColor="text1" w:themeTint="80"/>
-              </w:rPr>
-              <w:t>ámbito</w:t>
-            </w:r>
-            <w:r>
-              <w:rPr>
-                <w:rFonts w:ascii="Calibri" w:hAnsi="Calibri"/>
-                <w:b/>
-                <w:bCs/>
-                <w:color w:val="7F7F7F" w:themeColor="text1" w:themeTint="80"/>
-              </w:rPr>
-              <w:t xml:space="preserve"> laboral.</w:t>
+              <w:t>Lo ideal ya gestionando proyecto y haber seguido ejerciendo y estudiando a la vez para prepararme mucho más en el ámbito laboral.</w:t>
             </w:r>
           </w:p>
           <w:p>
@@ -2274,7 +1822,7 @@
     </w:p>
     <w:tbl>
       <w:tblPr>
-        <w:tblStyle w:val="TableGrid"/>
+        <w:tblStyle w:val="Tablaconcuadrcula"/>
         <w:tblW w:w="0" w:type="auto"/>
         <w:tblBorders>
           <w:top w:val="single" w:sz="4" w:space="0" w:color="BFBFBF" w:themeColor="background1" w:themeShade="BF"/>
@@ -2340,7 +1888,7 @@
           </w:p>
           <w:p>
             <w:pPr>
-              <w:pStyle w:val="ListParagraph"/>
+              <w:pStyle w:val="Prrafodelista"/>
               <w:numPr>
                 <w:ilvl w:val="0"/>
                 <w:numId w:val="12"/>
@@ -2395,7 +1943,7 @@
           </w:p>
           <w:p>
             <w:pPr>
-              <w:pStyle w:val="ListParagraph"/>
+              <w:pStyle w:val="Prrafodelista"/>
               <w:numPr>
                 <w:ilvl w:val="0"/>
                 <w:numId w:val="12"/>
@@ -2423,7 +1971,7 @@
           </w:p>
           <w:p>
             <w:pPr>
-              <w:pStyle w:val="ListParagraph"/>
+              <w:pStyle w:val="Prrafodelista"/>
               <w:numPr>
                 <w:ilvl w:val="0"/>
                 <w:numId w:val="12"/>
@@ -2451,7 +1999,7 @@
           </w:p>
           <w:p>
             <w:pPr>
-              <w:pStyle w:val="ListParagraph"/>
+              <w:pStyle w:val="Prrafodelista"/>
               <w:numPr>
                 <w:ilvl w:val="0"/>
                 <w:numId w:val="12"/>
@@ -2479,7 +2027,7 @@
           </w:p>
           <w:p>
             <w:pPr>
-              <w:pStyle w:val="ListParagraph"/>
+              <w:pStyle w:val="Prrafodelista"/>
               <w:numPr>
                 <w:ilvl w:val="0"/>
                 <w:numId w:val="12"/>
@@ -2558,79 +2106,7 @@
                 <w:bCs/>
                 <w:color w:val="7F7F7F" w:themeColor="text1" w:themeTint="80"/>
               </w:rPr>
-              <w:t xml:space="preserve">Si tienen alguna </w:t>
-            </w:r>
-            <w:r>
-              <w:rPr>
-                <w:rFonts w:ascii="Calibri" w:hAnsi="Calibri"/>
-                <w:b/>
-                <w:bCs/>
-                <w:color w:val="7F7F7F" w:themeColor="text1" w:themeTint="80"/>
-              </w:rPr>
-              <w:t>relación</w:t>
-            </w:r>
-            <w:r>
-              <w:rPr>
-                <w:rFonts w:ascii="Calibri" w:hAnsi="Calibri"/>
-                <w:b/>
-                <w:bCs/>
-                <w:color w:val="7F7F7F" w:themeColor="text1" w:themeTint="80"/>
-              </w:rPr>
-              <w:t xml:space="preserve"> en </w:t>
-            </w:r>
-            <w:r>
-              <w:rPr>
-                <w:rFonts w:ascii="Calibri" w:hAnsi="Calibri"/>
-                <w:b/>
-                <w:bCs/>
-                <w:color w:val="7F7F7F" w:themeColor="text1" w:themeTint="80"/>
-              </w:rPr>
-              <w:t>principal</w:t>
-            </w:r>
-            <w:r>
-              <w:rPr>
-                <w:rFonts w:ascii="Calibri" w:hAnsi="Calibri"/>
-                <w:b/>
-                <w:bCs/>
-                <w:color w:val="7F7F7F" w:themeColor="text1" w:themeTint="80"/>
-              </w:rPr>
-              <w:t xml:space="preserve"> iba hacer ese software para las personas que venden, pero por otros temas me cambie a un sistema de gimnasio, pero realmente hay muchas funciones que se comparten y tiene </w:t>
-            </w:r>
-            <w:r>
-              <w:rPr>
-                <w:rFonts w:ascii="Calibri" w:hAnsi="Calibri"/>
-                <w:b/>
-                <w:bCs/>
-                <w:color w:val="7F7F7F" w:themeColor="text1" w:themeTint="80"/>
-              </w:rPr>
-              <w:t>relación</w:t>
-            </w:r>
-            <w:r>
-              <w:rPr>
-                <w:rFonts w:ascii="Calibri" w:hAnsi="Calibri"/>
-                <w:b/>
-                <w:bCs/>
-                <w:color w:val="7F7F7F" w:themeColor="text1" w:themeTint="80"/>
-              </w:rPr>
-              <w:t xml:space="preserve">, </w:t>
-            </w:r>
-            <w:r>
-              <w:rPr>
-                <w:rFonts w:ascii="Calibri" w:hAnsi="Calibri"/>
-                <w:b/>
-                <w:bCs/>
-                <w:color w:val="7F7F7F" w:themeColor="text1" w:themeTint="80"/>
-              </w:rPr>
-              <w:t>así</w:t>
-            </w:r>
-            <w:r>
-              <w:rPr>
-                <w:rFonts w:ascii="Calibri" w:hAnsi="Calibri"/>
-                <w:b/>
-                <w:bCs/>
-                <w:color w:val="7F7F7F" w:themeColor="text1" w:themeTint="80"/>
-              </w:rPr>
-              <w:t xml:space="preserve"> que si se relaciona con mis proyecciones profesionales actuales.</w:t>
+              <w:t>Si tienen alguna relación en principal iba hacer ese software para las personas que venden, pero por otros temas me cambie a un sistema de gimnasio, pero realmente hay muchas funciones que se comparten y tiene relación, así que si se relaciona con mis proyecciones profesionales actuales.</w:t>
             </w:r>
           </w:p>
           <w:p>
@@ -2712,7 +2188,7 @@
 </file>
 
 <file path=word/endnotes.xml><?xml version="1.0" encoding="utf-8"?>
-<w:endnotes xmlns:wpc="http://schemas.microsoft.com/office/word/2010/wordprocessingCanvas" xmlns:cx="http://schemas.microsoft.com/office/drawing/2014/chartex" xmlns:cx1="http://schemas.microsoft.com/office/drawing/2015/9/8/chartex" xmlns:cx2="http://schemas.microsoft.com/office/drawing/2015/10/21/chartex" xmlns:cx3="http://schemas.microsoft.com/office/drawing/2016/5/9/chartex" xmlns:cx4="http://schemas.microsoft.com/office/drawing/2016/5/10/chartex" xmlns:cx5="http://schemas.microsoft.com/office/drawing/2016/5/11/chartex" xmlns:cx6="http://schemas.microsoft.com/office/drawing/2016/5/12/chartex" xmlns:cx7="http://schemas.microsoft.com/office/drawing/2016/5/13/chartex" xmlns:cx8="http://schemas.microsoft.com/office/drawing/2016/5/14/chartex" xmlns:mc="http://schemas.openxmlformats.org/markup-compatibility/2006" xmlns:aink="http://schemas.microsoft.com/office/drawing/2016/ink" xmlns:am3d="http://schemas.microsoft.com/office/drawing/2017/model3d" xmlns:o="urn:schemas-microsoft-com:office:office" xmlns:oel="http://schemas.microsoft.com/office/2019/extlst" xmlns:r="http://schemas.openxmlformats.org/officeDocument/2006/relationships" xmlns:m="http://schemas.openxmlformats.org/officeDocument/2006/math" xmlns:v="urn:schemas-microsoft-com:vml" xmlns:wp14="http://schemas.microsoft.com/office/word/2010/wordprocessingDrawing" xmlns:wp="http://schemas.openxmlformats.org/drawingml/2006/wordprocessingDrawing" xmlns:w10="urn:schemas-microsoft-com:office:word" xmlns:w="http://schemas.openxmlformats.org/wordprocessingml/2006/main" xmlns:w14="http://schemas.microsoft.com/office/word/2010/wordml" xmlns:w15="http://schemas.microsoft.com/office/word/2012/wordml" xmlns:w16cex="http://schemas.microsoft.com/office/word/2018/wordml/cex" xmlns:w16cid="http://schemas.microsoft.com/office/word/2016/wordml/cid" xmlns:w16="http://schemas.microsoft.com/office/word/2018/wordml" xmlns:w16du="http://schemas.microsoft.com/office/word/2023/wordml/word16du" xmlns:w16sdtdh="http://schemas.microsoft.com/office/word/2020/wordml/sdtdatahash" xmlns:w16sdtfl="http://schemas.microsoft.com/office/word/2024/wordml/sdtformatlock" xmlns:w16se="http://schemas.microsoft.com/office/word/2015/wordml/symex" xmlns:wpg="http://schemas.microsoft.com/office/word/2010/wordprocessingGroup" xmlns:wpi="http://schemas.microsoft.com/office/word/2010/wordprocessingInk" xmlns:wne="http://schemas.microsoft.com/office/word/2006/wordml" xmlns:wps="http://schemas.microsoft.com/office/word/2010/wordprocessingShape" mc:Ignorable="w14 w15 w16se w16cid w16 w16cex w16sdtdh w16sdtfl w16du wp14">
+<w:endnotes xmlns:wpc="http://schemas.microsoft.com/office/word/2010/wordprocessingCanvas" xmlns:cx="http://schemas.microsoft.com/office/drawing/2014/chartex" xmlns:cx1="http://schemas.microsoft.com/office/drawing/2015/9/8/chartex" xmlns:cx2="http://schemas.microsoft.com/office/drawing/2015/10/21/chartex" xmlns:cx3="http://schemas.microsoft.com/office/drawing/2016/5/9/chartex" xmlns:cx4="http://schemas.microsoft.com/office/drawing/2016/5/10/chartex" xmlns:cx5="http://schemas.microsoft.com/office/drawing/2016/5/11/chartex" xmlns:cx6="http://schemas.microsoft.com/office/drawing/2016/5/12/chartex" xmlns:cx7="http://schemas.microsoft.com/office/drawing/2016/5/13/chartex" xmlns:cx8="http://schemas.microsoft.com/office/drawing/2016/5/14/chartex" xmlns:mc="http://schemas.openxmlformats.org/markup-compatibility/2006" xmlns:aink="http://schemas.microsoft.com/office/drawing/2016/ink" xmlns:am3d="http://schemas.microsoft.com/office/drawing/2017/model3d" xmlns:o="urn:schemas-microsoft-com:office:office" xmlns:r="http://schemas.openxmlformats.org/officeDocument/2006/relationships" xmlns:m="http://schemas.openxmlformats.org/officeDocument/2006/math" xmlns:v="urn:schemas-microsoft-com:vml" xmlns:wp14="http://schemas.microsoft.com/office/word/2010/wordprocessingDrawing" xmlns:wp="http://schemas.openxmlformats.org/drawingml/2006/wordprocessingDrawing" xmlns:w10="urn:schemas-microsoft-com:office:word" xmlns:w="http://schemas.openxmlformats.org/wordprocessingml/2006/main" xmlns:w14="http://schemas.microsoft.com/office/word/2010/wordml" xmlns:w15="http://schemas.microsoft.com/office/word/2012/wordml" xmlns:w16cex="http://schemas.microsoft.com/office/word/2018/wordml/cex" xmlns:w16cid="http://schemas.microsoft.com/office/word/2016/wordml/cid" xmlns:w16="http://schemas.microsoft.com/office/word/2018/wordml" xmlns:w16sdtdh="http://schemas.microsoft.com/office/word/2020/wordml/sdtdatahash" xmlns:w16se="http://schemas.microsoft.com/office/word/2015/wordml/symex" xmlns:wpg="http://schemas.microsoft.com/office/word/2010/wordprocessingGroup" xmlns:wpi="http://schemas.microsoft.com/office/word/2010/wordprocessingInk" xmlns:wne="http://schemas.microsoft.com/office/word/2006/wordml" xmlns:wps="http://schemas.microsoft.com/office/word/2010/wordprocessingShape" mc:Ignorable="w14 w15 w16se w16cid w16 w16cex w16sdtdh wp14">
   <w:endnote w:type="separator" w:id="-1">
     <w:p>
       <w:pPr>
@@ -2737,7 +2213,7 @@
 </file>
 
 <file path=word/footer1.xml><?xml version="1.0" encoding="utf-8"?>
-<w:ftr xmlns:wpc="http://schemas.microsoft.com/office/word/2010/wordprocessingCanvas" xmlns:cx="http://schemas.microsoft.com/office/drawing/2014/chartex" xmlns:cx1="http://schemas.microsoft.com/office/drawing/2015/9/8/chartex" xmlns:cx2="http://schemas.microsoft.com/office/drawing/2015/10/21/chartex" xmlns:cx3="http://schemas.microsoft.com/office/drawing/2016/5/9/chartex" xmlns:cx4="http://schemas.microsoft.com/office/drawing/2016/5/10/chartex" xmlns:cx5="http://schemas.microsoft.com/office/drawing/2016/5/11/chartex" xmlns:cx6="http://schemas.microsoft.com/office/drawing/2016/5/12/chartex" xmlns:cx7="http://schemas.microsoft.com/office/drawing/2016/5/13/chartex" xmlns:cx8="http://schemas.microsoft.com/office/drawing/2016/5/14/chartex" xmlns:mc="http://schemas.openxmlformats.org/markup-compatibility/2006" xmlns:aink="http://schemas.microsoft.com/office/drawing/2016/ink" xmlns:am3d="http://schemas.microsoft.com/office/drawing/2017/model3d" xmlns:o="urn:schemas-microsoft-com:office:office" xmlns:oel="http://schemas.microsoft.com/office/2019/extlst" xmlns:r="http://schemas.openxmlformats.org/officeDocument/2006/relationships" xmlns:m="http://schemas.openxmlformats.org/officeDocument/2006/math" xmlns:v="urn:schemas-microsoft-com:vml" xmlns:wp14="http://schemas.microsoft.com/office/word/2010/wordprocessingDrawing" xmlns:wp="http://schemas.openxmlformats.org/drawingml/2006/wordprocessingDrawing" xmlns:w10="urn:schemas-microsoft-com:office:word" xmlns:w="http://schemas.openxmlformats.org/wordprocessingml/2006/main" xmlns:w14="http://schemas.microsoft.com/office/word/2010/wordml" xmlns:w15="http://schemas.microsoft.com/office/word/2012/wordml" xmlns:w16cex="http://schemas.microsoft.com/office/word/2018/wordml/cex" xmlns:w16cid="http://schemas.microsoft.com/office/word/2016/wordml/cid" xmlns:w16="http://schemas.microsoft.com/office/word/2018/wordml" xmlns:w16du="http://schemas.microsoft.com/office/word/2023/wordml/word16du" xmlns:w16sdtdh="http://schemas.microsoft.com/office/word/2020/wordml/sdtdatahash" xmlns:w16sdtfl="http://schemas.microsoft.com/office/word/2024/wordml/sdtformatlock" xmlns:w16se="http://schemas.microsoft.com/office/word/2015/wordml/symex" xmlns:wpg="http://schemas.microsoft.com/office/word/2010/wordprocessingGroup" xmlns:wpi="http://schemas.microsoft.com/office/word/2010/wordprocessingInk" xmlns:wne="http://schemas.microsoft.com/office/word/2006/wordml" xmlns:wps="http://schemas.microsoft.com/office/word/2010/wordprocessingShape" mc:Ignorable="w14 w15 w16se w16cid w16 w16cex w16sdtdh w16sdtfl w16du wp14">
+<w:ftr xmlns:wpc="http://schemas.microsoft.com/office/word/2010/wordprocessingCanvas" xmlns:cx="http://schemas.microsoft.com/office/drawing/2014/chartex" xmlns:cx1="http://schemas.microsoft.com/office/drawing/2015/9/8/chartex" xmlns:cx2="http://schemas.microsoft.com/office/drawing/2015/10/21/chartex" xmlns:cx3="http://schemas.microsoft.com/office/drawing/2016/5/9/chartex" xmlns:cx4="http://schemas.microsoft.com/office/drawing/2016/5/10/chartex" xmlns:cx5="http://schemas.microsoft.com/office/drawing/2016/5/11/chartex" xmlns:cx6="http://schemas.microsoft.com/office/drawing/2016/5/12/chartex" xmlns:cx7="http://schemas.microsoft.com/office/drawing/2016/5/13/chartex" xmlns:cx8="http://schemas.microsoft.com/office/drawing/2016/5/14/chartex" xmlns:mc="http://schemas.openxmlformats.org/markup-compatibility/2006" xmlns:aink="http://schemas.microsoft.com/office/drawing/2016/ink" xmlns:am3d="http://schemas.microsoft.com/office/drawing/2017/model3d" xmlns:o="urn:schemas-microsoft-com:office:office" xmlns:r="http://schemas.openxmlformats.org/officeDocument/2006/relationships" xmlns:m="http://schemas.openxmlformats.org/officeDocument/2006/math" xmlns:v="urn:schemas-microsoft-com:vml" xmlns:wp14="http://schemas.microsoft.com/office/word/2010/wordprocessingDrawing" xmlns:wp="http://schemas.openxmlformats.org/drawingml/2006/wordprocessingDrawing" xmlns:w10="urn:schemas-microsoft-com:office:word" xmlns:w="http://schemas.openxmlformats.org/wordprocessingml/2006/main" xmlns:w14="http://schemas.microsoft.com/office/word/2010/wordml" xmlns:w15="http://schemas.microsoft.com/office/word/2012/wordml" xmlns:w16cex="http://schemas.microsoft.com/office/word/2018/wordml/cex" xmlns:w16cid="http://schemas.microsoft.com/office/word/2016/wordml/cid" xmlns:w16="http://schemas.microsoft.com/office/word/2018/wordml" xmlns:w16sdtdh="http://schemas.microsoft.com/office/word/2020/wordml/sdtdatahash" xmlns:w16se="http://schemas.microsoft.com/office/word/2015/wordml/symex" xmlns:wpg="http://schemas.microsoft.com/office/word/2010/wordprocessingGroup" xmlns:wpi="http://schemas.microsoft.com/office/word/2010/wordprocessingInk" xmlns:wne="http://schemas.microsoft.com/office/word/2006/wordml" xmlns:wps="http://schemas.microsoft.com/office/word/2010/wordprocessingShape" mc:Ignorable="w14 w15 w16se w16cid w16 w16cex w16sdtdh wp14">
   <w:sdt>
     <w:sdtPr>
       <w:id w:val="-937982979"/>
@@ -2746,10 +2222,11 @@
         <w:docPartUnique/>
       </w:docPartObj>
     </w:sdtPr>
+    <w:sdtEndPr/>
     <w:sdtContent>
       <w:p>
         <w:pPr>
-          <w:pStyle w:val="Footer"/>
+          <w:pStyle w:val="Piedepgina"/>
         </w:pPr>
         <w:r>
           <w:rPr>
@@ -2955,7 +2432,7 @@
                 </wp:anchor>
               </w:drawing>
             </mc:Choice>
-            <mc:Fallback>
+            <mc:Fallback xmlns:w16sdtfl="http://schemas.microsoft.com/office/word/2024/wordml/sdtformatlock" xmlns:w16du="http://schemas.microsoft.com/office/word/2023/wordml/word16du" xmlns:oel="http://schemas.microsoft.com/office/2019/extlst">
               <w:pict>
                 <v:group w14:anchorId="51D00065" id="Grupo 32" o:spid="_x0000_s1026" style="position:absolute;margin-left:0;margin-top:0;width:610.5pt;height:15pt;z-index:251659264;mso-width-percent:1000;mso-position-horizontal:center;mso-position-horizontal-relative:page;mso-position-vertical:center;mso-position-vertical-relative:bottom-margin-area;mso-width-percent:1000" coordorigin=",14970" coordsize="12255,300" o:gfxdata="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">
                   <v:shapetype id="_x0000_t202" coordsize="21600,21600" o:spt="202" path="m,l,21600r21600,l21600,xe">
@@ -3024,7 +2501,7 @@
 </file>
 
 <file path=word/footnotes.xml><?xml version="1.0" encoding="utf-8"?>
-<w:footnotes xmlns:wpc="http://schemas.microsoft.com/office/word/2010/wordprocessingCanvas" xmlns:cx="http://schemas.microsoft.com/office/drawing/2014/chartex" xmlns:cx1="http://schemas.microsoft.com/office/drawing/2015/9/8/chartex" xmlns:cx2="http://schemas.microsoft.com/office/drawing/2015/10/21/chartex" xmlns:cx3="http://schemas.microsoft.com/office/drawing/2016/5/9/chartex" xmlns:cx4="http://schemas.microsoft.com/office/drawing/2016/5/10/chartex" xmlns:cx5="http://schemas.microsoft.com/office/drawing/2016/5/11/chartex" xmlns:cx6="http://schemas.microsoft.com/office/drawing/2016/5/12/chartex" xmlns:cx7="http://schemas.microsoft.com/office/drawing/2016/5/13/chartex" xmlns:cx8="http://schemas.microsoft.com/office/drawing/2016/5/14/chartex" xmlns:mc="http://schemas.openxmlformats.org/markup-compatibility/2006" xmlns:aink="http://schemas.microsoft.com/office/drawing/2016/ink" xmlns:am3d="http://schemas.microsoft.com/office/drawing/2017/model3d" xmlns:o="urn:schemas-microsoft-com:office:office" xmlns:oel="http://schemas.microsoft.com/office/2019/extlst" xmlns:r="http://schemas.openxmlformats.org/officeDocument/2006/relationships" xmlns:m="http://schemas.openxmlformats.org/officeDocument/2006/math" xmlns:v="urn:schemas-microsoft-com:vml" xmlns:wp14="http://schemas.microsoft.com/office/word/2010/wordprocessingDrawing" xmlns:wp="http://schemas.openxmlformats.org/drawingml/2006/wordprocessingDrawing" xmlns:w10="urn:schemas-microsoft-com:office:word" xmlns:w="http://schemas.openxmlformats.org/wordprocessingml/2006/main" xmlns:w14="http://schemas.microsoft.com/office/word/2010/wordml" xmlns:w15="http://schemas.microsoft.com/office/word/2012/wordml" xmlns:w16cex="http://schemas.microsoft.com/office/word/2018/wordml/cex" xmlns:w16cid="http://schemas.microsoft.com/office/word/2016/wordml/cid" xmlns:w16="http://schemas.microsoft.com/office/word/2018/wordml" xmlns:w16du="http://schemas.microsoft.com/office/word/2023/wordml/word16du" xmlns:w16sdtdh="http://schemas.microsoft.com/office/word/2020/wordml/sdtdatahash" xmlns:w16sdtfl="http://schemas.microsoft.com/office/word/2024/wordml/sdtformatlock" xmlns:w16se="http://schemas.microsoft.com/office/word/2015/wordml/symex" xmlns:wpg="http://schemas.microsoft.com/office/word/2010/wordprocessingGroup" xmlns:wpi="http://schemas.microsoft.com/office/word/2010/wordprocessingInk" xmlns:wne="http://schemas.microsoft.com/office/word/2006/wordml" xmlns:wps="http://schemas.microsoft.com/office/word/2010/wordprocessingShape" mc:Ignorable="w14 w15 w16se w16cid w16 w16cex w16sdtdh w16sdtfl w16du wp14">
+<w:footnotes xmlns:wpc="http://schemas.microsoft.com/office/word/2010/wordprocessingCanvas" xmlns:cx="http://schemas.microsoft.com/office/drawing/2014/chartex" xmlns:cx1="http://schemas.microsoft.com/office/drawing/2015/9/8/chartex" xmlns:cx2="http://schemas.microsoft.com/office/drawing/2015/10/21/chartex" xmlns:cx3="http://schemas.microsoft.com/office/drawing/2016/5/9/chartex" xmlns:cx4="http://schemas.microsoft.com/office/drawing/2016/5/10/chartex" xmlns:cx5="http://schemas.microsoft.com/office/drawing/2016/5/11/chartex" xmlns:cx6="http://schemas.microsoft.com/office/drawing/2016/5/12/chartex" xmlns:cx7="http://schemas.microsoft.com/office/drawing/2016/5/13/chartex" xmlns:cx8="http://schemas.microsoft.com/office/drawing/2016/5/14/chartex" xmlns:mc="http://schemas.openxmlformats.org/markup-compatibility/2006" xmlns:aink="http://schemas.microsoft.com/office/drawing/2016/ink" xmlns:am3d="http://schemas.microsoft.com/office/drawing/2017/model3d" xmlns:o="urn:schemas-microsoft-com:office:office" xmlns:r="http://schemas.openxmlformats.org/officeDocument/2006/relationships" xmlns:m="http://schemas.openxmlformats.org/officeDocument/2006/math" xmlns:v="urn:schemas-microsoft-com:vml" xmlns:wp14="http://schemas.microsoft.com/office/word/2010/wordprocessingDrawing" xmlns:wp="http://schemas.openxmlformats.org/drawingml/2006/wordprocessingDrawing" xmlns:w10="urn:schemas-microsoft-com:office:word" xmlns:w="http://schemas.openxmlformats.org/wordprocessingml/2006/main" xmlns:w14="http://schemas.microsoft.com/office/word/2010/wordml" xmlns:w15="http://schemas.microsoft.com/office/word/2012/wordml" xmlns:w16cex="http://schemas.microsoft.com/office/word/2018/wordml/cex" xmlns:w16cid="http://schemas.microsoft.com/office/word/2016/wordml/cid" xmlns:w16="http://schemas.microsoft.com/office/word/2018/wordml" xmlns:w16sdtdh="http://schemas.microsoft.com/office/word/2020/wordml/sdtdatahash" xmlns:w16se="http://schemas.microsoft.com/office/word/2015/wordml/symex" xmlns:wpg="http://schemas.microsoft.com/office/word/2010/wordprocessingGroup" xmlns:wpi="http://schemas.microsoft.com/office/word/2010/wordprocessingInk" xmlns:wne="http://schemas.microsoft.com/office/word/2006/wordml" xmlns:wps="http://schemas.microsoft.com/office/word/2010/wordprocessingShape" mc:Ignorable="w14 w15 w16se w16cid w16 w16cex w16sdtdh wp14">
   <w:footnote w:type="separator" w:id="-1">
     <w:p>
       <w:pPr>
@@ -3049,10 +2526,10 @@
 </file>
 
 <file path=word/header1.xml><?xml version="1.0" encoding="utf-8"?>
-<w:hdr xmlns:wpc="http://schemas.microsoft.com/office/word/2010/wordprocessingCanvas" xmlns:cx="http://schemas.microsoft.com/office/drawing/2014/chartex" xmlns:cx1="http://schemas.microsoft.com/office/drawing/2015/9/8/chartex" xmlns:cx2="http://schemas.microsoft.com/office/drawing/2015/10/21/chartex" xmlns:cx3="http://schemas.microsoft.com/office/drawing/2016/5/9/chartex" xmlns:cx4="http://schemas.microsoft.com/office/drawing/2016/5/10/chartex" xmlns:cx5="http://schemas.microsoft.com/office/drawing/2016/5/11/chartex" xmlns:cx6="http://schemas.microsoft.com/office/drawing/2016/5/12/chartex" xmlns:cx7="http://schemas.microsoft.com/office/drawing/2016/5/13/chartex" xmlns:cx8="http://schemas.microsoft.com/office/drawing/2016/5/14/chartex" xmlns:mc="http://schemas.openxmlformats.org/markup-compatibility/2006" xmlns:aink="http://schemas.microsoft.com/office/drawing/2016/ink" xmlns:am3d="http://schemas.microsoft.com/office/drawing/2017/model3d" xmlns:o="urn:schemas-microsoft-com:office:office" xmlns:oel="http://schemas.microsoft.com/office/2019/extlst" xmlns:r="http://schemas.openxmlformats.org/officeDocument/2006/relationships" xmlns:m="http://schemas.openxmlformats.org/officeDocument/2006/math" xmlns:v="urn:schemas-microsoft-com:vml" xmlns:wp14="http://schemas.microsoft.com/office/word/2010/wordprocessingDrawing" xmlns:wp="http://schemas.openxmlformats.org/drawingml/2006/wordprocessingDrawing" xmlns:w10="urn:schemas-microsoft-com:office:word" xmlns:w="http://schemas.openxmlformats.org/wordprocessingml/2006/main" xmlns:w14="http://schemas.microsoft.com/office/word/2010/wordml" xmlns:w15="http://schemas.microsoft.com/office/word/2012/wordml" xmlns:w16cex="http://schemas.microsoft.com/office/word/2018/wordml/cex" xmlns:w16cid="http://schemas.microsoft.com/office/word/2016/wordml/cid" xmlns:w16="http://schemas.microsoft.com/office/word/2018/wordml" xmlns:w16du="http://schemas.microsoft.com/office/word/2023/wordml/word16du" xmlns:w16sdtdh="http://schemas.microsoft.com/office/word/2020/wordml/sdtdatahash" xmlns:w16sdtfl="http://schemas.microsoft.com/office/word/2024/wordml/sdtformatlock" xmlns:w16se="http://schemas.microsoft.com/office/word/2015/wordml/symex" xmlns:wpg="http://schemas.microsoft.com/office/word/2010/wordprocessingGroup" xmlns:wpi="http://schemas.microsoft.com/office/word/2010/wordprocessingInk" xmlns:wne="http://schemas.microsoft.com/office/word/2006/wordml" xmlns:wps="http://schemas.microsoft.com/office/word/2010/wordprocessingShape" mc:Ignorable="w14 w15 w16se w16cid w16 w16cex w16sdtdh w16sdtfl w16du wp14">
+<w:hdr xmlns:wpc="http://schemas.microsoft.com/office/word/2010/wordprocessingCanvas" xmlns:cx="http://schemas.microsoft.com/office/drawing/2014/chartex" xmlns:cx1="http://schemas.microsoft.com/office/drawing/2015/9/8/chartex" xmlns:cx2="http://schemas.microsoft.com/office/drawing/2015/10/21/chartex" xmlns:cx3="http://schemas.microsoft.com/office/drawing/2016/5/9/chartex" xmlns:cx4="http://schemas.microsoft.com/office/drawing/2016/5/10/chartex" xmlns:cx5="http://schemas.microsoft.com/office/drawing/2016/5/11/chartex" xmlns:cx6="http://schemas.microsoft.com/office/drawing/2016/5/12/chartex" xmlns:cx7="http://schemas.microsoft.com/office/drawing/2016/5/13/chartex" xmlns:cx8="http://schemas.microsoft.com/office/drawing/2016/5/14/chartex" xmlns:mc="http://schemas.openxmlformats.org/markup-compatibility/2006" xmlns:aink="http://schemas.microsoft.com/office/drawing/2016/ink" xmlns:am3d="http://schemas.microsoft.com/office/drawing/2017/model3d" xmlns:o="urn:schemas-microsoft-com:office:office" xmlns:r="http://schemas.openxmlformats.org/officeDocument/2006/relationships" xmlns:m="http://schemas.openxmlformats.org/officeDocument/2006/math" xmlns:v="urn:schemas-microsoft-com:vml" xmlns:wp14="http://schemas.microsoft.com/office/word/2010/wordprocessingDrawing" xmlns:wp="http://schemas.openxmlformats.org/drawingml/2006/wordprocessingDrawing" xmlns:w10="urn:schemas-microsoft-com:office:word" xmlns:w="http://schemas.openxmlformats.org/wordprocessingml/2006/main" xmlns:w14="http://schemas.microsoft.com/office/word/2010/wordml" xmlns:w15="http://schemas.microsoft.com/office/word/2012/wordml" xmlns:w16cex="http://schemas.microsoft.com/office/word/2018/wordml/cex" xmlns:w16cid="http://schemas.microsoft.com/office/word/2016/wordml/cid" xmlns:w16="http://schemas.microsoft.com/office/word/2018/wordml" xmlns:w16sdtdh="http://schemas.microsoft.com/office/word/2020/wordml/sdtdatahash" xmlns:w16se="http://schemas.microsoft.com/office/word/2015/wordml/symex" xmlns:wpg="http://schemas.microsoft.com/office/word/2010/wordprocessingGroup" xmlns:wpi="http://schemas.microsoft.com/office/word/2010/wordprocessingInk" xmlns:wne="http://schemas.microsoft.com/office/word/2006/wordml" xmlns:wps="http://schemas.microsoft.com/office/word/2010/wordprocessingShape" mc:Ignorable="w14 w15 w16se w16cid w16 w16cex w16sdtdh wp14">
   <w:tbl>
     <w:tblPr>
-      <w:tblStyle w:val="TableGrid"/>
+      <w:tblStyle w:val="Tablaconcuadrcula"/>
       <w:tblW w:w="9923" w:type="dxa"/>
       <w:tblLook w:val="04A0" w:firstRow="1" w:lastRow="0" w:firstColumn="1" w:lastColumn="0" w:noHBand="0" w:noVBand="1"/>
     </w:tblPr>
@@ -3204,7 +2681,7 @@
   </w:tbl>
   <w:p>
     <w:pPr>
-      <w:pStyle w:val="Header"/>
+      <w:pStyle w:val="Encabezado"/>
       <w:tabs>
         <w:tab w:val="clear" w:pos="4419"/>
         <w:tab w:val="clear" w:pos="8838"/>
@@ -3219,10 +2696,10 @@
 </file>
 
 <file path=word/header2.xml><?xml version="1.0" encoding="utf-8"?>
-<w:hdr xmlns:wpc="http://schemas.microsoft.com/office/word/2010/wordprocessingCanvas" xmlns:cx="http://schemas.microsoft.com/office/drawing/2014/chartex" xmlns:cx1="http://schemas.microsoft.com/office/drawing/2015/9/8/chartex" xmlns:cx2="http://schemas.microsoft.com/office/drawing/2015/10/21/chartex" xmlns:cx3="http://schemas.microsoft.com/office/drawing/2016/5/9/chartex" xmlns:cx4="http://schemas.microsoft.com/office/drawing/2016/5/10/chartex" xmlns:cx5="http://schemas.microsoft.com/office/drawing/2016/5/11/chartex" xmlns:cx6="http://schemas.microsoft.com/office/drawing/2016/5/12/chartex" xmlns:cx7="http://schemas.microsoft.com/office/drawing/2016/5/13/chartex" xmlns:cx8="http://schemas.microsoft.com/office/drawing/2016/5/14/chartex" xmlns:mc="http://schemas.openxmlformats.org/markup-compatibility/2006" xmlns:aink="http://schemas.microsoft.com/office/drawing/2016/ink" xmlns:am3d="http://schemas.microsoft.com/office/drawing/2017/model3d" xmlns:o="urn:schemas-microsoft-com:office:office" xmlns:oel="http://schemas.microsoft.com/office/2019/extlst" xmlns:r="http://schemas.openxmlformats.org/officeDocument/2006/relationships" xmlns:m="http://schemas.openxmlformats.org/officeDocument/2006/math" xmlns:v="urn:schemas-microsoft-com:vml" xmlns:wp14="http://schemas.microsoft.com/office/word/2010/wordprocessingDrawing" xmlns:wp="http://schemas.openxmlformats.org/drawingml/2006/wordprocessingDrawing" xmlns:w10="urn:schemas-microsoft-com:office:word" xmlns:w="http://schemas.openxmlformats.org/wordprocessingml/2006/main" xmlns:w14="http://schemas.microsoft.com/office/word/2010/wordml" xmlns:w15="http://schemas.microsoft.com/office/word/2012/wordml" xmlns:w16cex="http://schemas.microsoft.com/office/word/2018/wordml/cex" xmlns:w16cid="http://schemas.microsoft.com/office/word/2016/wordml/cid" xmlns:w16="http://schemas.microsoft.com/office/word/2018/wordml" xmlns:w16du="http://schemas.microsoft.com/office/word/2023/wordml/word16du" xmlns:w16sdtdh="http://schemas.microsoft.com/office/word/2020/wordml/sdtdatahash" xmlns:w16sdtfl="http://schemas.microsoft.com/office/word/2024/wordml/sdtformatlock" xmlns:w16se="http://schemas.microsoft.com/office/word/2015/wordml/symex" xmlns:wpg="http://schemas.microsoft.com/office/word/2010/wordprocessingGroup" xmlns:wpi="http://schemas.microsoft.com/office/word/2010/wordprocessingInk" xmlns:wne="http://schemas.microsoft.com/office/word/2006/wordml" xmlns:wps="http://schemas.microsoft.com/office/word/2010/wordprocessingShape" mc:Ignorable="w14 w15 w16se w16cid w16 w16cex w16sdtdh w16sdtfl w16du wp14">
+<w:hdr xmlns:wpc="http://schemas.microsoft.com/office/word/2010/wordprocessingCanvas" xmlns:cx="http://schemas.microsoft.com/office/drawing/2014/chartex" xmlns:cx1="http://schemas.microsoft.com/office/drawing/2015/9/8/chartex" xmlns:cx2="http://schemas.microsoft.com/office/drawing/2015/10/21/chartex" xmlns:cx3="http://schemas.microsoft.com/office/drawing/2016/5/9/chartex" xmlns:cx4="http://schemas.microsoft.com/office/drawing/2016/5/10/chartex" xmlns:cx5="http://schemas.microsoft.com/office/drawing/2016/5/11/chartex" xmlns:cx6="http://schemas.microsoft.com/office/drawing/2016/5/12/chartex" xmlns:cx7="http://schemas.microsoft.com/office/drawing/2016/5/13/chartex" xmlns:cx8="http://schemas.microsoft.com/office/drawing/2016/5/14/chartex" xmlns:mc="http://schemas.openxmlformats.org/markup-compatibility/2006" xmlns:aink="http://schemas.microsoft.com/office/drawing/2016/ink" xmlns:am3d="http://schemas.microsoft.com/office/drawing/2017/model3d" xmlns:o="urn:schemas-microsoft-com:office:office" xmlns:r="http://schemas.openxmlformats.org/officeDocument/2006/relationships" xmlns:m="http://schemas.openxmlformats.org/officeDocument/2006/math" xmlns:v="urn:schemas-microsoft-com:vml" xmlns:wp14="http://schemas.microsoft.com/office/word/2010/wordprocessingDrawing" xmlns:wp="http://schemas.openxmlformats.org/drawingml/2006/wordprocessingDrawing" xmlns:w10="urn:schemas-microsoft-com:office:word" xmlns:w="http://schemas.openxmlformats.org/wordprocessingml/2006/main" xmlns:w14="http://schemas.microsoft.com/office/word/2010/wordml" xmlns:w15="http://schemas.microsoft.com/office/word/2012/wordml" xmlns:w16cex="http://schemas.microsoft.com/office/word/2018/wordml/cex" xmlns:w16cid="http://schemas.microsoft.com/office/word/2016/wordml/cid" xmlns:w16="http://schemas.microsoft.com/office/word/2018/wordml" xmlns:w16sdtdh="http://schemas.microsoft.com/office/word/2020/wordml/sdtdatahash" xmlns:w16se="http://schemas.microsoft.com/office/word/2015/wordml/symex" xmlns:wpg="http://schemas.microsoft.com/office/word/2010/wordprocessingGroup" xmlns:wpi="http://schemas.microsoft.com/office/word/2010/wordprocessingInk" xmlns:wne="http://schemas.microsoft.com/office/word/2006/wordml" xmlns:wps="http://schemas.microsoft.com/office/word/2010/wordprocessingShape" mc:Ignorable="w14 w15 w16se w16cid w16 w16cex w16sdtdh wp14">
   <w:tbl>
     <w:tblPr>
-      <w:tblStyle w:val="TableGrid"/>
+      <w:tblStyle w:val="Tablaconcuadrcula"/>
       <w:tblW w:w="0" w:type="auto"/>
       <w:tblLook w:val="04A0" w:firstRow="1" w:lastRow="0" w:firstColumn="1" w:lastColumn="0" w:noHBand="0" w:noVBand="1"/>
     </w:tblPr>
@@ -3484,7 +2961,7 @@
   </w:tbl>
   <w:p>
     <w:pPr>
-      <w:pStyle w:val="Header"/>
+      <w:pStyle w:val="Encabezado"/>
       <w:jc w:val="right"/>
     </w:pPr>
   </w:p>
@@ -3492,7 +2969,7 @@
 </file>
 
 <file path=word/numbering.xml><?xml version="1.0" encoding="utf-8"?>
-<w:numbering xmlns:wpc="http://schemas.microsoft.com/office/word/2010/wordprocessingCanvas" xmlns:cx="http://schemas.microsoft.com/office/drawing/2014/chartex" xmlns:cx1="http://schemas.microsoft.com/office/drawing/2015/9/8/chartex" xmlns:cx2="http://schemas.microsoft.com/office/drawing/2015/10/21/chartex" xmlns:cx3="http://schemas.microsoft.com/office/drawing/2016/5/9/chartex" xmlns:cx4="http://schemas.microsoft.com/office/drawing/2016/5/10/chartex" xmlns:cx5="http://schemas.microsoft.com/office/drawing/2016/5/11/chartex" xmlns:cx6="http://schemas.microsoft.com/office/drawing/2016/5/12/chartex" xmlns:cx7="http://schemas.microsoft.com/office/drawing/2016/5/13/chartex" xmlns:cx8="http://schemas.microsoft.com/office/drawing/2016/5/14/chartex" xmlns:mc="http://schemas.openxmlformats.org/markup-compatibility/2006" xmlns:aink="http://schemas.microsoft.com/office/drawing/2016/ink" xmlns:am3d="http://schemas.microsoft.com/office/drawing/2017/model3d" xmlns:o="urn:schemas-microsoft-com:office:office" xmlns:oel="http://schemas.microsoft.com/office/2019/extlst" xmlns:r="http://schemas.openxmlformats.org/officeDocument/2006/relationships" xmlns:m="http://schemas.openxmlformats.org/officeDocument/2006/math" xmlns:v="urn:schemas-microsoft-com:vml" xmlns:wp14="http://schemas.microsoft.com/office/word/2010/wordprocessingDrawing" xmlns:wp="http://schemas.openxmlformats.org/drawingml/2006/wordprocessingDrawing" xmlns:w10="urn:schemas-microsoft-com:office:word" xmlns:w="http://schemas.openxmlformats.org/wordprocessingml/2006/main" xmlns:w14="http://schemas.microsoft.com/office/word/2010/wordml" xmlns:w15="http://schemas.microsoft.com/office/word/2012/wordml" xmlns:w16cex="http://schemas.microsoft.com/office/word/2018/wordml/cex" xmlns:w16cid="http://schemas.microsoft.com/office/word/2016/wordml/cid" xmlns:w16="http://schemas.microsoft.com/office/word/2018/wordml" xmlns:w16du="http://schemas.microsoft.com/office/word/2023/wordml/word16du" xmlns:w16sdtdh="http://schemas.microsoft.com/office/word/2020/wordml/sdtdatahash" xmlns:w16sdtfl="http://schemas.microsoft.com/office/word/2024/wordml/sdtformatlock" xmlns:w16se="http://schemas.microsoft.com/office/word/2015/wordml/symex" xmlns:wpg="http://schemas.microsoft.com/office/word/2010/wordprocessingGroup" xmlns:wpi="http://schemas.microsoft.com/office/word/2010/wordprocessingInk" xmlns:wne="http://schemas.microsoft.com/office/word/2006/wordml" xmlns:wps="http://schemas.microsoft.com/office/word/2010/wordprocessingShape" mc:Ignorable="w14 w15 w16se w16cid w16 w16cex w16sdtdh w16sdtfl w16du wp14">
+<w:numbering xmlns:wpc="http://schemas.microsoft.com/office/word/2010/wordprocessingCanvas" xmlns:cx="http://schemas.microsoft.com/office/drawing/2014/chartex" xmlns:cx1="http://schemas.microsoft.com/office/drawing/2015/9/8/chartex" xmlns:cx2="http://schemas.microsoft.com/office/drawing/2015/10/21/chartex" xmlns:cx3="http://schemas.microsoft.com/office/drawing/2016/5/9/chartex" xmlns:cx4="http://schemas.microsoft.com/office/drawing/2016/5/10/chartex" xmlns:cx5="http://schemas.microsoft.com/office/drawing/2016/5/11/chartex" xmlns:cx6="http://schemas.microsoft.com/office/drawing/2016/5/12/chartex" xmlns:cx7="http://schemas.microsoft.com/office/drawing/2016/5/13/chartex" xmlns:cx8="http://schemas.microsoft.com/office/drawing/2016/5/14/chartex" xmlns:mc="http://schemas.openxmlformats.org/markup-compatibility/2006" xmlns:aink="http://schemas.microsoft.com/office/drawing/2016/ink" xmlns:am3d="http://schemas.microsoft.com/office/drawing/2017/model3d" xmlns:o="urn:schemas-microsoft-com:office:office" xmlns:r="http://schemas.openxmlformats.org/officeDocument/2006/relationships" xmlns:m="http://schemas.openxmlformats.org/officeDocument/2006/math" xmlns:v="urn:schemas-microsoft-com:vml" xmlns:wp14="http://schemas.microsoft.com/office/word/2010/wordprocessingDrawing" xmlns:wp="http://schemas.openxmlformats.org/drawingml/2006/wordprocessingDrawing" xmlns:w10="urn:schemas-microsoft-com:office:word" xmlns:w="http://schemas.openxmlformats.org/wordprocessingml/2006/main" xmlns:w14="http://schemas.microsoft.com/office/word/2010/wordml" xmlns:w15="http://schemas.microsoft.com/office/word/2012/wordml" xmlns:w16cex="http://schemas.microsoft.com/office/word/2018/wordml/cex" xmlns:w16cid="http://schemas.microsoft.com/office/word/2016/wordml/cid" xmlns:w16="http://schemas.microsoft.com/office/word/2018/wordml" xmlns:w16sdtdh="http://schemas.microsoft.com/office/word/2020/wordml/sdtdatahash" xmlns:w16se="http://schemas.microsoft.com/office/word/2015/wordml/symex" xmlns:wpg="http://schemas.microsoft.com/office/word/2010/wordprocessingGroup" xmlns:wpi="http://schemas.microsoft.com/office/word/2010/wordprocessingInk" xmlns:wne="http://schemas.microsoft.com/office/word/2006/wordml" xmlns:wps="http://schemas.microsoft.com/office/word/2010/wordprocessingShape" mc:Ignorable="w14 w15 w16se w16cid w16 w16cex w16sdtdh wp14">
   <w:abstractNum w:abstractNumId="0" w15:restartNumberingAfterBreak="0">
     <w:nsid w:val="049156A1"/>
     <w:multiLevelType w:val="hybridMultilevel"/>
@@ -8066,124 +7543,124 @@
       </w:rPr>
     </w:lvl>
   </w:abstractNum>
-  <w:num w:numId="1" w16cid:durableId="652682153">
+  <w:num w:numId="1">
     <w:abstractNumId w:val="3"/>
   </w:num>
-  <w:num w:numId="2" w16cid:durableId="734938441">
+  <w:num w:numId="2">
     <w:abstractNumId w:val="8"/>
   </w:num>
-  <w:num w:numId="3" w16cid:durableId="1079867003">
+  <w:num w:numId="3">
     <w:abstractNumId w:val="12"/>
   </w:num>
-  <w:num w:numId="4" w16cid:durableId="344985128">
+  <w:num w:numId="4">
     <w:abstractNumId w:val="28"/>
   </w:num>
-  <w:num w:numId="5" w16cid:durableId="1430467523">
+  <w:num w:numId="5">
     <w:abstractNumId w:val="30"/>
   </w:num>
-  <w:num w:numId="6" w16cid:durableId="1206063327">
+  <w:num w:numId="6">
     <w:abstractNumId w:val="4"/>
   </w:num>
-  <w:num w:numId="7" w16cid:durableId="723256972">
+  <w:num w:numId="7">
     <w:abstractNumId w:val="11"/>
   </w:num>
-  <w:num w:numId="8" w16cid:durableId="686366534">
+  <w:num w:numId="8">
     <w:abstractNumId w:val="19"/>
   </w:num>
-  <w:num w:numId="9" w16cid:durableId="1662923406">
+  <w:num w:numId="9">
     <w:abstractNumId w:val="15"/>
   </w:num>
-  <w:num w:numId="10" w16cid:durableId="430006235">
+  <w:num w:numId="10">
     <w:abstractNumId w:val="9"/>
   </w:num>
-  <w:num w:numId="11" w16cid:durableId="288126759">
+  <w:num w:numId="11">
     <w:abstractNumId w:val="24"/>
   </w:num>
-  <w:num w:numId="12" w16cid:durableId="347222079">
+  <w:num w:numId="12">
     <w:abstractNumId w:val="35"/>
   </w:num>
-  <w:num w:numId="13" w16cid:durableId="250744801">
+  <w:num w:numId="13">
     <w:abstractNumId w:val="29"/>
   </w:num>
-  <w:num w:numId="14" w16cid:durableId="465782975">
+  <w:num w:numId="14">
     <w:abstractNumId w:val="1"/>
   </w:num>
-  <w:num w:numId="15" w16cid:durableId="487552438">
+  <w:num w:numId="15">
     <w:abstractNumId w:val="36"/>
   </w:num>
-  <w:num w:numId="16" w16cid:durableId="951398483">
+  <w:num w:numId="16">
     <w:abstractNumId w:val="21"/>
   </w:num>
-  <w:num w:numId="17" w16cid:durableId="92359573">
+  <w:num w:numId="17">
     <w:abstractNumId w:val="17"/>
   </w:num>
-  <w:num w:numId="18" w16cid:durableId="443155615">
+  <w:num w:numId="18">
     <w:abstractNumId w:val="31"/>
   </w:num>
-  <w:num w:numId="19" w16cid:durableId="1223176470">
+  <w:num w:numId="19">
     <w:abstractNumId w:val="10"/>
   </w:num>
-  <w:num w:numId="20" w16cid:durableId="1408115457">
+  <w:num w:numId="20">
     <w:abstractNumId w:val="39"/>
   </w:num>
-  <w:num w:numId="21" w16cid:durableId="112940910">
+  <w:num w:numId="21">
     <w:abstractNumId w:val="34"/>
   </w:num>
-  <w:num w:numId="22" w16cid:durableId="1382943265">
+  <w:num w:numId="22">
     <w:abstractNumId w:val="13"/>
   </w:num>
-  <w:num w:numId="23" w16cid:durableId="529805911">
+  <w:num w:numId="23">
     <w:abstractNumId w:val="14"/>
   </w:num>
-  <w:num w:numId="24" w16cid:durableId="1263225152">
+  <w:num w:numId="24">
     <w:abstractNumId w:val="5"/>
   </w:num>
-  <w:num w:numId="25" w16cid:durableId="939339572">
+  <w:num w:numId="25">
     <w:abstractNumId w:val="16"/>
   </w:num>
-  <w:num w:numId="26" w16cid:durableId="1228343539">
+  <w:num w:numId="26">
     <w:abstractNumId w:val="20"/>
   </w:num>
-  <w:num w:numId="27" w16cid:durableId="390153178">
+  <w:num w:numId="27">
     <w:abstractNumId w:val="23"/>
   </w:num>
-  <w:num w:numId="28" w16cid:durableId="769542411">
+  <w:num w:numId="28">
     <w:abstractNumId w:val="0"/>
   </w:num>
-  <w:num w:numId="29" w16cid:durableId="1591742046">
+  <w:num w:numId="29">
     <w:abstractNumId w:val="18"/>
   </w:num>
-  <w:num w:numId="30" w16cid:durableId="1657568038">
+  <w:num w:numId="30">
     <w:abstractNumId w:val="22"/>
   </w:num>
-  <w:num w:numId="31" w16cid:durableId="1812361638">
+  <w:num w:numId="31">
     <w:abstractNumId w:val="2"/>
   </w:num>
-  <w:num w:numId="32" w16cid:durableId="1727877951">
+  <w:num w:numId="32">
     <w:abstractNumId w:val="7"/>
   </w:num>
-  <w:num w:numId="33" w16cid:durableId="501161495">
+  <w:num w:numId="33">
     <w:abstractNumId w:val="32"/>
   </w:num>
-  <w:num w:numId="34" w16cid:durableId="1578438592">
+  <w:num w:numId="34">
     <w:abstractNumId w:val="38"/>
   </w:num>
-  <w:num w:numId="35" w16cid:durableId="627592171">
+  <w:num w:numId="35">
     <w:abstractNumId w:val="6"/>
   </w:num>
-  <w:num w:numId="36" w16cid:durableId="1068958948">
+  <w:num w:numId="36">
     <w:abstractNumId w:val="25"/>
   </w:num>
-  <w:num w:numId="37" w16cid:durableId="481434323">
+  <w:num w:numId="37">
     <w:abstractNumId w:val="37"/>
   </w:num>
-  <w:num w:numId="38" w16cid:durableId="145754403">
+  <w:num w:numId="38">
     <w:abstractNumId w:val="27"/>
   </w:num>
-  <w:num w:numId="39" w16cid:durableId="483009554">
+  <w:num w:numId="39">
     <w:abstractNumId w:val="26"/>
   </w:num>
-  <w:num w:numId="40" w16cid:durableId="1092047053">
+  <w:num w:numId="40">
     <w:abstractNumId w:val="33"/>
   </w:num>
   <w:numIdMacAtCleanup w:val="18"/>
@@ -8191,7 +7668,7 @@
 </file>
 
 <file path=word/styles.xml><?xml version="1.0" encoding="utf-8"?>
-<w:styles xmlns:mc="http://schemas.openxmlformats.org/markup-compatibility/2006" xmlns:r="http://schemas.openxmlformats.org/officeDocument/2006/relationships" xmlns:w="http://schemas.openxmlformats.org/wordprocessingml/2006/main" xmlns:w14="http://schemas.microsoft.com/office/word/2010/wordml" xmlns:w15="http://schemas.microsoft.com/office/word/2012/wordml" xmlns:w16cex="http://schemas.microsoft.com/office/word/2018/wordml/cex" xmlns:w16cid="http://schemas.microsoft.com/office/word/2016/wordml/cid" xmlns:w16="http://schemas.microsoft.com/office/word/2018/wordml" xmlns:w16du="http://schemas.microsoft.com/office/word/2023/wordml/word16du" xmlns:w16sdtdh="http://schemas.microsoft.com/office/word/2020/wordml/sdtdatahash" xmlns:w16sdtfl="http://schemas.microsoft.com/office/word/2024/wordml/sdtformatlock" xmlns:w16se="http://schemas.microsoft.com/office/word/2015/wordml/symex" mc:Ignorable="w14 w15 w16se w16cid w16 w16cex w16sdtdh w16sdtfl w16du">
+<w:styles xmlns:mc="http://schemas.openxmlformats.org/markup-compatibility/2006" xmlns:r="http://schemas.openxmlformats.org/officeDocument/2006/relationships" xmlns:w="http://schemas.openxmlformats.org/wordprocessingml/2006/main" xmlns:w14="http://schemas.microsoft.com/office/word/2010/wordml" xmlns:w15="http://schemas.microsoft.com/office/word/2012/wordml" xmlns:w16cex="http://schemas.microsoft.com/office/word/2018/wordml/cex" xmlns:w16cid="http://schemas.microsoft.com/office/word/2016/wordml/cid" xmlns:w16="http://schemas.microsoft.com/office/word/2018/wordml" xmlns:w16sdtdh="http://schemas.microsoft.com/office/word/2020/wordml/sdtdatahash" xmlns:w16se="http://schemas.microsoft.com/office/word/2015/wordml/symex" mc:Ignorable="w14 w15 w16se w16cid w16 w16cex w16sdtdh">
   <w:docDefaults>
     <w:rPrDefault>
       <w:rPr>
@@ -8589,11 +8066,11 @@
     <w:name w:val="Normal"/>
     <w:qFormat/>
   </w:style>
-  <w:style w:type="paragraph" w:styleId="Heading1">
+  <w:style w:type="paragraph" w:styleId="Ttulo1">
     <w:name w:val="heading 1"/>
     <w:basedOn w:val="Normal"/>
     <w:next w:val="Normal"/>
-    <w:link w:val="Heading1Char"/>
+    <w:link w:val="Ttulo1Car"/>
     <w:uiPriority w:val="9"/>
     <w:qFormat/>
     <w:rsid w:val="00FE4ABA"/>
@@ -8610,11 +8087,11 @@
       <w:szCs w:val="32"/>
     </w:rPr>
   </w:style>
-  <w:style w:type="paragraph" w:styleId="Heading2">
+  <w:style w:type="paragraph" w:styleId="Ttulo2">
     <w:name w:val="heading 2"/>
     <w:basedOn w:val="Normal"/>
     <w:next w:val="Normal"/>
-    <w:link w:val="Heading2Char"/>
+    <w:link w:val="Ttulo2Car"/>
     <w:uiPriority w:val="9"/>
     <w:unhideWhenUsed/>
     <w:qFormat/>
@@ -8632,11 +8109,11 @@
       <w:szCs w:val="26"/>
     </w:rPr>
   </w:style>
-  <w:style w:type="paragraph" w:styleId="Heading3">
+  <w:style w:type="paragraph" w:styleId="Ttulo3">
     <w:name w:val="heading 3"/>
     <w:basedOn w:val="Normal"/>
     <w:next w:val="Normal"/>
-    <w:link w:val="Heading3Char"/>
+    <w:link w:val="Ttulo3Car"/>
     <w:uiPriority w:val="9"/>
     <w:unhideWhenUsed/>
     <w:qFormat/>
@@ -8654,12 +8131,13 @@
       <w:szCs w:val="24"/>
     </w:rPr>
   </w:style>
-  <w:style w:type="character" w:default="1" w:styleId="DefaultParagraphFont">
+  <w:style w:type="character" w:default="1" w:styleId="Fuentedeprrafopredeter">
     <w:name w:val="Default Paragraph Font"/>
     <w:uiPriority w:val="1"/>
+    <w:semiHidden/>
     <w:unhideWhenUsed/>
   </w:style>
-  <w:style w:type="table" w:default="1" w:styleId="TableNormal">
+  <w:style w:type="table" w:default="1" w:styleId="Tablanormal">
     <w:name w:val="Normal Table"/>
     <w:uiPriority w:val="99"/>
     <w:semiHidden/>
@@ -8674,15 +8152,15 @@
       </w:tblCellMar>
     </w:tblPr>
   </w:style>
-  <w:style w:type="numbering" w:default="1" w:styleId="NoList">
+  <w:style w:type="numbering" w:default="1" w:styleId="Sinlista">
     <w:name w:val="No List"/>
     <w:uiPriority w:val="99"/>
     <w:semiHidden/>
     <w:unhideWhenUsed/>
   </w:style>
-  <w:style w:type="paragraph" w:styleId="NoSpacing">
+  <w:style w:type="paragraph" w:styleId="Sinespaciado">
     <w:name w:val="No Spacing"/>
-    <w:link w:val="NoSpacingChar"/>
+    <w:link w:val="SinespaciadoCar"/>
     <w:uiPriority w:val="1"/>
     <w:qFormat/>
     <w:rsid w:val="00E73CFF"/>
@@ -8694,10 +8172,10 @@
       <w:lang w:eastAsia="es-CL"/>
     </w:rPr>
   </w:style>
-  <w:style w:type="character" w:customStyle="1" w:styleId="NoSpacingChar">
-    <w:name w:val="No Spacing Char"/>
-    <w:basedOn w:val="DefaultParagraphFont"/>
-    <w:link w:val="NoSpacing"/>
+  <w:style w:type="character" w:customStyle="1" w:styleId="SinespaciadoCar">
+    <w:name w:val="Sin espaciado Car"/>
+    <w:basedOn w:val="Fuentedeprrafopredeter"/>
+    <w:link w:val="Sinespaciado"/>
     <w:uiPriority w:val="1"/>
     <w:rsid w:val="00E73CFF"/>
     <w:rPr>
@@ -8705,11 +8183,11 @@
       <w:lang w:eastAsia="es-CL"/>
     </w:rPr>
   </w:style>
-  <w:style w:type="paragraph" w:styleId="Title">
+  <w:style w:type="paragraph" w:styleId="Ttulo">
     <w:name w:val="Title"/>
     <w:basedOn w:val="Normal"/>
     <w:next w:val="Normal"/>
-    <w:link w:val="TitleChar"/>
+    <w:link w:val="TtuloCar"/>
     <w:uiPriority w:val="10"/>
     <w:qFormat/>
     <w:rsid w:val="00E73CFF"/>
@@ -8725,10 +8203,10 @@
       <w:szCs w:val="56"/>
     </w:rPr>
   </w:style>
-  <w:style w:type="character" w:customStyle="1" w:styleId="TitleChar">
-    <w:name w:val="Title Char"/>
-    <w:basedOn w:val="DefaultParagraphFont"/>
-    <w:link w:val="Title"/>
+  <w:style w:type="character" w:customStyle="1" w:styleId="TtuloCar">
+    <w:name w:val="Título Car"/>
+    <w:basedOn w:val="Fuentedeprrafopredeter"/>
+    <w:link w:val="Ttulo"/>
     <w:uiPriority w:val="10"/>
     <w:rsid w:val="00E73CFF"/>
     <w:rPr>
@@ -8739,9 +8217,9 @@
       <w:szCs w:val="56"/>
     </w:rPr>
   </w:style>
-  <w:style w:type="table" w:styleId="TableGrid">
+  <w:style w:type="table" w:styleId="Tablaconcuadrcula">
     <w:name w:val="Table Grid"/>
-    <w:basedOn w:val="TableNormal"/>
+    <w:basedOn w:val="Tablanormal"/>
     <w:uiPriority w:val="39"/>
     <w:rsid w:val="00E73CFF"/>
     <w:pPr>
@@ -8758,10 +8236,10 @@
       </w:tblBorders>
     </w:tblPr>
   </w:style>
-  <w:style w:type="paragraph" w:styleId="Header">
+  <w:style w:type="paragraph" w:styleId="Encabezado">
     <w:name w:val="header"/>
     <w:basedOn w:val="Normal"/>
-    <w:link w:val="HeaderChar"/>
+    <w:link w:val="EncabezadoCar"/>
     <w:unhideWhenUsed/>
     <w:rsid w:val="00DF38AE"/>
     <w:pPr>
@@ -8772,16 +8250,16 @@
       <w:spacing w:after="0" w:line="240" w:lineRule="auto"/>
     </w:pPr>
   </w:style>
-  <w:style w:type="character" w:customStyle="1" w:styleId="HeaderChar">
-    <w:name w:val="Header Char"/>
-    <w:basedOn w:val="DefaultParagraphFont"/>
-    <w:link w:val="Header"/>
+  <w:style w:type="character" w:customStyle="1" w:styleId="EncabezadoCar">
+    <w:name w:val="Encabezado Car"/>
+    <w:basedOn w:val="Fuentedeprrafopredeter"/>
+    <w:link w:val="Encabezado"/>
     <w:rsid w:val="00DF38AE"/>
   </w:style>
-  <w:style w:type="paragraph" w:styleId="Footer">
+  <w:style w:type="paragraph" w:styleId="Piedepgina">
     <w:name w:val="footer"/>
     <w:basedOn w:val="Normal"/>
-    <w:link w:val="FooterChar"/>
+    <w:link w:val="PiedepginaCar"/>
     <w:uiPriority w:val="99"/>
     <w:unhideWhenUsed/>
     <w:rsid w:val="00DF38AE"/>
@@ -8793,16 +8271,16 @@
       <w:spacing w:after="0" w:line="240" w:lineRule="auto"/>
     </w:pPr>
   </w:style>
-  <w:style w:type="character" w:customStyle="1" w:styleId="FooterChar">
-    <w:name w:val="Footer Char"/>
-    <w:basedOn w:val="DefaultParagraphFont"/>
-    <w:link w:val="Footer"/>
+  <w:style w:type="character" w:customStyle="1" w:styleId="PiedepginaCar">
+    <w:name w:val="Pie de página Car"/>
+    <w:basedOn w:val="Fuentedeprrafopredeter"/>
+    <w:link w:val="Piedepgina"/>
     <w:uiPriority w:val="99"/>
     <w:rsid w:val="00DF38AE"/>
   </w:style>
   <w:style w:type="table" w:customStyle="1" w:styleId="Tablanormal11">
     <w:name w:val="Tabla normal 11"/>
-    <w:basedOn w:val="TableNormal"/>
+    <w:basedOn w:val="Tablanormal"/>
     <w:uiPriority w:val="41"/>
     <w:rsid w:val="00F347FC"/>
     <w:pPr>
@@ -8863,10 +8341,10 @@
       </w:tcPr>
     </w:tblStylePr>
   </w:style>
-  <w:style w:type="paragraph" w:styleId="ListParagraph">
+  <w:style w:type="paragraph" w:styleId="Prrafodelista">
     <w:name w:val="List Paragraph"/>
     <w:basedOn w:val="Normal"/>
-    <w:link w:val="ListParagraphChar"/>
+    <w:link w:val="PrrafodelistaCar"/>
     <w:uiPriority w:val="34"/>
     <w:qFormat/>
     <w:rsid w:val="00A4202C"/>
@@ -8875,10 +8353,10 @@
       <w:contextualSpacing/>
     </w:pPr>
   </w:style>
-  <w:style w:type="paragraph" w:styleId="BalloonText">
+  <w:style w:type="paragraph" w:styleId="Textodeglobo">
     <w:name w:val="Balloon Text"/>
     <w:basedOn w:val="Normal"/>
-    <w:link w:val="BalloonTextChar"/>
+    <w:link w:val="TextodegloboCar"/>
     <w:uiPriority w:val="99"/>
     <w:semiHidden/>
     <w:unhideWhenUsed/>
@@ -8892,10 +8370,10 @@
       <w:szCs w:val="18"/>
     </w:rPr>
   </w:style>
-  <w:style w:type="character" w:customStyle="1" w:styleId="BalloonTextChar">
-    <w:name w:val="Balloon Text Char"/>
-    <w:basedOn w:val="DefaultParagraphFont"/>
-    <w:link w:val="BalloonText"/>
+  <w:style w:type="character" w:customStyle="1" w:styleId="TextodegloboCar">
+    <w:name w:val="Texto de globo Car"/>
+    <w:basedOn w:val="Fuentedeprrafopredeter"/>
+    <w:link w:val="Textodeglobo"/>
     <w:uiPriority w:val="99"/>
     <w:semiHidden/>
     <w:rsid w:val="00EF2286"/>
@@ -8905,10 +8383,10 @@
       <w:szCs w:val="18"/>
     </w:rPr>
   </w:style>
-  <w:style w:type="character" w:customStyle="1" w:styleId="Heading1Char">
-    <w:name w:val="Heading 1 Char"/>
-    <w:basedOn w:val="DefaultParagraphFont"/>
-    <w:link w:val="Heading1"/>
+  <w:style w:type="character" w:customStyle="1" w:styleId="Ttulo1Car">
+    <w:name w:val="Título 1 Car"/>
+    <w:basedOn w:val="Fuentedeprrafopredeter"/>
+    <w:link w:val="Ttulo1"/>
     <w:uiPriority w:val="9"/>
     <w:rsid w:val="00FE4ABA"/>
     <w:rPr>
@@ -8918,10 +8396,10 @@
       <w:szCs w:val="32"/>
     </w:rPr>
   </w:style>
-  <w:style w:type="character" w:customStyle="1" w:styleId="Heading2Char">
-    <w:name w:val="Heading 2 Char"/>
-    <w:basedOn w:val="DefaultParagraphFont"/>
-    <w:link w:val="Heading2"/>
+  <w:style w:type="character" w:customStyle="1" w:styleId="Ttulo2Car">
+    <w:name w:val="Título 2 Car"/>
+    <w:basedOn w:val="Fuentedeprrafopredeter"/>
+    <w:link w:val="Ttulo2"/>
     <w:uiPriority w:val="9"/>
     <w:rsid w:val="00FE4ABA"/>
     <w:rPr>
@@ -8931,10 +8409,10 @@
       <w:szCs w:val="26"/>
     </w:rPr>
   </w:style>
-  <w:style w:type="character" w:customStyle="1" w:styleId="Heading3Char">
-    <w:name w:val="Heading 3 Char"/>
-    <w:basedOn w:val="DefaultParagraphFont"/>
-    <w:link w:val="Heading3"/>
+  <w:style w:type="character" w:customStyle="1" w:styleId="Ttulo3Car">
+    <w:name w:val="Título 3 Car"/>
+    <w:basedOn w:val="Fuentedeprrafopredeter"/>
+    <w:link w:val="Ttulo3"/>
     <w:uiPriority w:val="9"/>
     <w:rsid w:val="00FE4ABA"/>
     <w:rPr>
@@ -8960,9 +8438,9 @@
       <w:lang w:eastAsia="es-CL"/>
     </w:rPr>
   </w:style>
-  <w:style w:type="character" w:styleId="CommentReference">
+  <w:style w:type="character" w:styleId="Refdecomentario">
     <w:name w:val="annotation reference"/>
-    <w:basedOn w:val="DefaultParagraphFont"/>
+    <w:basedOn w:val="Fuentedeprrafopredeter"/>
     <w:uiPriority w:val="99"/>
     <w:semiHidden/>
     <w:unhideWhenUsed/>
@@ -8972,10 +8450,10 @@
       <w:szCs w:val="16"/>
     </w:rPr>
   </w:style>
-  <w:style w:type="paragraph" w:styleId="CommentText">
+  <w:style w:type="paragraph" w:styleId="Textocomentario">
     <w:name w:val="annotation text"/>
     <w:basedOn w:val="Normal"/>
-    <w:link w:val="CommentTextChar"/>
+    <w:link w:val="TextocomentarioCar"/>
     <w:uiPriority w:val="99"/>
     <w:unhideWhenUsed/>
     <w:rsid w:val="00284FFB"/>
@@ -8987,10 +8465,10 @@
       <w:szCs w:val="20"/>
     </w:rPr>
   </w:style>
-  <w:style w:type="character" w:customStyle="1" w:styleId="CommentTextChar">
-    <w:name w:val="Comment Text Char"/>
-    <w:basedOn w:val="DefaultParagraphFont"/>
-    <w:link w:val="CommentText"/>
+  <w:style w:type="character" w:customStyle="1" w:styleId="TextocomentarioCar">
+    <w:name w:val="Texto comentario Car"/>
+    <w:basedOn w:val="Fuentedeprrafopredeter"/>
+    <w:link w:val="Textocomentario"/>
     <w:uiPriority w:val="99"/>
     <w:rsid w:val="00284FFB"/>
     <w:rPr>
@@ -8998,11 +8476,11 @@
       <w:szCs w:val="20"/>
     </w:rPr>
   </w:style>
-  <w:style w:type="paragraph" w:styleId="CommentSubject">
+  <w:style w:type="paragraph" w:styleId="Asuntodelcomentario">
     <w:name w:val="annotation subject"/>
-    <w:basedOn w:val="CommentText"/>
-    <w:next w:val="CommentText"/>
-    <w:link w:val="CommentSubjectChar"/>
+    <w:basedOn w:val="Textocomentario"/>
+    <w:next w:val="Textocomentario"/>
+    <w:link w:val="AsuntodelcomentarioCar"/>
     <w:uiPriority w:val="99"/>
     <w:semiHidden/>
     <w:unhideWhenUsed/>
@@ -9012,10 +8490,10 @@
       <w:bCs/>
     </w:rPr>
   </w:style>
-  <w:style w:type="character" w:customStyle="1" w:styleId="CommentSubjectChar">
-    <w:name w:val="Comment Subject Char"/>
-    <w:basedOn w:val="CommentTextChar"/>
-    <w:link w:val="CommentSubject"/>
+  <w:style w:type="character" w:customStyle="1" w:styleId="AsuntodelcomentarioCar">
+    <w:name w:val="Asunto del comentario Car"/>
+    <w:basedOn w:val="TextocomentarioCar"/>
+    <w:link w:val="Asuntodelcomentario"/>
     <w:uiPriority w:val="99"/>
     <w:semiHidden/>
     <w:rsid w:val="00284FFB"/>
@@ -9028,7 +8506,7 @@
   </w:style>
   <w:style w:type="table" w:customStyle="1" w:styleId="Tablaconcuadrcula1clara-nfasis11">
     <w:name w:val="Tabla con cuadrícula 1 clara - Énfasis 11"/>
-    <w:basedOn w:val="TableNormal"/>
+    <w:basedOn w:val="Tablanormal"/>
     <w:uiPriority w:val="46"/>
     <w:rsid w:val="00D267C8"/>
     <w:pPr>
@@ -9083,9 +8561,9 @@
       </w:rPr>
     </w:tblStylePr>
   </w:style>
-  <w:style w:type="character" w:styleId="Hyperlink">
+  <w:style w:type="character" w:styleId="Hipervnculo">
     <w:name w:val="Hyperlink"/>
-    <w:basedOn w:val="DefaultParagraphFont"/>
+    <w:basedOn w:val="Fuentedeprrafopredeter"/>
     <w:uiPriority w:val="99"/>
     <w:unhideWhenUsed/>
     <w:rsid w:val="004E40C0"/>
@@ -9096,7 +8574,7 @@
   </w:style>
   <w:style w:type="character" w:customStyle="1" w:styleId="Mencinsinresolver1">
     <w:name w:val="Mención sin resolver1"/>
-    <w:basedOn w:val="DefaultParagraphFont"/>
+    <w:basedOn w:val="Fuentedeprrafopredeter"/>
     <w:uiPriority w:val="99"/>
     <w:semiHidden/>
     <w:unhideWhenUsed/>
@@ -9106,11 +8584,11 @@
       <w:shd w:val="clear" w:color="auto" w:fill="E1DFDD"/>
     </w:rPr>
   </w:style>
-  <w:style w:type="paragraph" w:styleId="Subtitle">
+  <w:style w:type="paragraph" w:styleId="Subttulo">
     <w:name w:val="Subtitle"/>
     <w:basedOn w:val="Normal"/>
     <w:next w:val="Normal"/>
-    <w:link w:val="SubtitleChar"/>
+    <w:link w:val="SubttuloCar"/>
     <w:uiPriority w:val="19"/>
     <w:unhideWhenUsed/>
     <w:qFormat/>
@@ -9132,10 +8610,10 @@
       <w:lang w:val="en-US" w:eastAsia="ja-JP"/>
     </w:rPr>
   </w:style>
-  <w:style w:type="character" w:customStyle="1" w:styleId="SubtitleChar">
-    <w:name w:val="Subtitle Char"/>
-    <w:basedOn w:val="DefaultParagraphFont"/>
-    <w:link w:val="Subtitle"/>
+  <w:style w:type="character" w:customStyle="1" w:styleId="SubttuloCar">
+    <w:name w:val="Subtítulo Car"/>
+    <w:basedOn w:val="Fuentedeprrafopredeter"/>
+    <w:link w:val="Subttulo"/>
     <w:uiPriority w:val="19"/>
     <w:rsid w:val="00446FDE"/>
     <w:rPr>
@@ -9150,7 +8628,7 @@
   </w:style>
   <w:style w:type="table" w:customStyle="1" w:styleId="Tablafinanciera">
     <w:name w:val="Tabla financiera"/>
-    <w:basedOn w:val="TableNormal"/>
+    <w:basedOn w:val="Tablanormal"/>
     <w:uiPriority w:val="99"/>
     <w:rsid w:val="008C1EBE"/>
     <w:pPr>
@@ -9204,9 +8682,9 @@
       </w:rPr>
     </w:tblStylePr>
   </w:style>
-  <w:style w:type="table" w:styleId="PlainTable5">
+  <w:style w:type="table" w:styleId="Tablanormal5">
     <w:name w:val="Plain Table 5"/>
-    <w:basedOn w:val="TableNormal"/>
+    <w:basedOn w:val="Tablanormal"/>
     <w:uiPriority w:val="45"/>
     <w:rsid w:val="00231F2A"/>
     <w:pPr>
@@ -9324,9 +8802,9 @@
       </w:tcPr>
     </w:tblStylePr>
   </w:style>
-  <w:style w:type="table" w:styleId="ListTable2-Accent5">
+  <w:style w:type="table" w:styleId="Tabladelista2-nfasis5">
     <w:name w:val="List Table 2 Accent 5"/>
-    <w:basedOn w:val="TableNormal"/>
+    <w:basedOn w:val="Tablanormal"/>
     <w:uiPriority w:val="47"/>
     <w:rsid w:val="00231F2A"/>
     <w:pPr>
@@ -9389,9 +8867,9 @@
       <w:lang w:eastAsia="es-CL"/>
     </w:rPr>
   </w:style>
-  <w:style w:type="paragraph" w:styleId="TOCHeading">
+  <w:style w:type="paragraph" w:styleId="TtuloTDC">
     <w:name w:val="TOC Heading"/>
-    <w:basedOn w:val="Heading1"/>
+    <w:basedOn w:val="Ttulo1"/>
     <w:next w:val="Normal"/>
     <w:uiPriority w:val="39"/>
     <w:unhideWhenUsed/>
@@ -9404,13 +8882,13 @@
       <w:lang w:eastAsia="es-CL"/>
     </w:rPr>
   </w:style>
-  <w:style w:type="character" w:customStyle="1" w:styleId="ListParagraphChar">
-    <w:name w:val="List Paragraph Char"/>
-    <w:link w:val="ListParagraph"/>
+  <w:style w:type="character" w:customStyle="1" w:styleId="PrrafodelistaCar">
+    <w:name w:val="Párrafo de lista Car"/>
+    <w:link w:val="Prrafodelista"/>
     <w:uiPriority w:val="34"/>
     <w:rsid w:val="00A46B8F"/>
   </w:style>
-  <w:style w:type="paragraph" w:styleId="TOC1">
+  <w:style w:type="paragraph" w:styleId="TDC1">
     <w:name w:val="toc 1"/>
     <w:basedOn w:val="Normal"/>
     <w:next w:val="Normal"/>
@@ -9422,7 +8900,7 @@
       <w:spacing w:after="100"/>
     </w:pPr>
   </w:style>
-  <w:style w:type="paragraph" w:styleId="TOC2">
+  <w:style w:type="paragraph" w:styleId="TDC2">
     <w:name w:val="toc 2"/>
     <w:basedOn w:val="Normal"/>
     <w:next w:val="Normal"/>
@@ -9435,7 +8913,7 @@
       <w:ind w:left="220"/>
     </w:pPr>
   </w:style>
-  <w:style w:type="paragraph" w:styleId="TOC3">
+  <w:style w:type="paragraph" w:styleId="TDC3">
     <w:name w:val="toc 3"/>
     <w:basedOn w:val="Normal"/>
     <w:next w:val="Normal"/>
@@ -9448,11 +8926,11 @@
       <w:ind w:left="440"/>
     </w:pPr>
   </w:style>
-  <w:style w:type="paragraph" w:styleId="IntenseQuote">
+  <w:style w:type="paragraph" w:styleId="Citadestacada">
     <w:name w:val="Intense Quote"/>
     <w:basedOn w:val="Normal"/>
     <w:next w:val="Normal"/>
-    <w:link w:val="IntenseQuoteChar"/>
+    <w:link w:val="CitadestacadaCar"/>
     <w:uiPriority w:val="30"/>
     <w:qFormat/>
     <w:rsid w:val="00C04221"/>
@@ -9471,10 +8949,10 @@
       <w:color w:val="5B9BD5" w:themeColor="accent1"/>
     </w:rPr>
   </w:style>
-  <w:style w:type="character" w:customStyle="1" w:styleId="IntenseQuoteChar">
-    <w:name w:val="Intense Quote Char"/>
-    <w:basedOn w:val="DefaultParagraphFont"/>
-    <w:link w:val="IntenseQuote"/>
+  <w:style w:type="character" w:customStyle="1" w:styleId="CitadestacadaCar">
+    <w:name w:val="Cita destacada Car"/>
+    <w:basedOn w:val="Fuentedeprrafopredeter"/>
+    <w:link w:val="Citadestacada"/>
     <w:uiPriority w:val="30"/>
     <w:rsid w:val="00C04221"/>
     <w:rPr>
@@ -9485,7 +8963,7 @@
       <w:color w:val="5B9BD5" w:themeColor="accent1"/>
     </w:rPr>
   </w:style>
-  <w:style w:type="paragraph" w:styleId="Caption">
+  <w:style w:type="paragraph" w:styleId="Descripcin">
     <w:name w:val="caption"/>
     <w:basedOn w:val="Normal"/>
     <w:next w:val="Normal"/>
@@ -9506,10 +8984,10 @@
       <w:lang w:val="en-US" w:eastAsia="ja-JP"/>
     </w:rPr>
   </w:style>
-  <w:style w:type="paragraph" w:styleId="FootnoteText">
+  <w:style w:type="paragraph" w:styleId="Textonotapie">
     <w:name w:val="footnote text"/>
     <w:basedOn w:val="Normal"/>
-    <w:link w:val="FootnoteTextChar"/>
+    <w:link w:val="TextonotapieCar"/>
     <w:uiPriority w:val="99"/>
     <w:semiHidden/>
     <w:unhideWhenUsed/>
@@ -9523,10 +9001,10 @@
       <w:lang w:val="es-ES"/>
     </w:rPr>
   </w:style>
-  <w:style w:type="character" w:customStyle="1" w:styleId="FootnoteTextChar">
-    <w:name w:val="Footnote Text Char"/>
-    <w:basedOn w:val="DefaultParagraphFont"/>
-    <w:link w:val="FootnoteText"/>
+  <w:style w:type="character" w:customStyle="1" w:styleId="TextonotapieCar">
+    <w:name w:val="Texto nota pie Car"/>
+    <w:basedOn w:val="Fuentedeprrafopredeter"/>
+    <w:link w:val="Textonotapie"/>
     <w:uiPriority w:val="99"/>
     <w:semiHidden/>
     <w:rsid w:val="005D5259"/>
@@ -9536,9 +9014,9 @@
       <w:lang w:val="es-ES"/>
     </w:rPr>
   </w:style>
-  <w:style w:type="character" w:styleId="FootnoteReference">
+  <w:style w:type="character" w:styleId="Refdenotaalpie">
     <w:name w:val="footnote reference"/>
-    <w:basedOn w:val="DefaultParagraphFont"/>
+    <w:basedOn w:val="Fuentedeprrafopredeter"/>
     <w:unhideWhenUsed/>
     <w:rsid w:val="005D5259"/>
     <w:rPr>
@@ -9547,7 +9025,7 @@
   </w:style>
   <w:style w:type="character" w:customStyle="1" w:styleId="normaltextrun">
     <w:name w:val="normaltextrun"/>
-    <w:basedOn w:val="DefaultParagraphFont"/>
+    <w:basedOn w:val="Fuentedeprrafopredeter"/>
     <w:rsid w:val="0024234D"/>
   </w:style>
   <w:style w:type="paragraph" w:customStyle="1" w:styleId="Default">
@@ -9566,9 +9044,9 @@
       <w:szCs w:val="24"/>
     </w:rPr>
   </w:style>
-  <w:style w:type="table" w:styleId="TableGridLight">
+  <w:style w:type="table" w:styleId="Tablaconcuadrculaclara">
     <w:name w:val="Grid Table Light"/>
-    <w:basedOn w:val="TableNormal"/>
+    <w:basedOn w:val="Tablanormal"/>
     <w:uiPriority w:val="40"/>
     <w:rsid w:val="005C4A58"/>
     <w:pPr>
@@ -9587,8 +9065,8 @@
   </w:style>
   <w:style w:type="table" w:customStyle="1" w:styleId="Cuadrculadetablaclara1">
     <w:name w:val="Cuadrícula de tabla clara1"/>
-    <w:basedOn w:val="TableNormal"/>
-    <w:next w:val="TableGridLight"/>
+    <w:basedOn w:val="Tablanormal"/>
+    <w:next w:val="Tablaconcuadrculaclara"/>
     <w:uiPriority w:val="40"/>
     <w:rsid w:val="00943DF1"/>
     <w:pPr>
@@ -9619,7 +9097,7 @@
       <w:lang w:eastAsia="es-CL"/>
     </w:rPr>
   </w:style>
-  <w:style w:type="paragraph" w:styleId="Revision">
+  <w:style w:type="paragraph" w:styleId="Revisin">
     <w:name w:val="Revision"/>
     <w:hidden/>
     <w:uiPriority w:val="99"/>
@@ -9629,9 +9107,9 @@
       <w:spacing w:after="0" w:line="240" w:lineRule="auto"/>
     </w:pPr>
   </w:style>
-  <w:style w:type="character" w:styleId="Strong">
+  <w:style w:type="character" w:styleId="Textoennegrita">
     <w:name w:val="Strong"/>
-    <w:basedOn w:val="DefaultParagraphFont"/>
+    <w:basedOn w:val="Fuentedeprrafopredeter"/>
     <w:uiPriority w:val="22"/>
     <w:qFormat/>
     <w:rsid w:val="002C4FB7"/>
@@ -9905,6 +9383,19 @@
 </file>
 
 <file path=customXml/item1.xml><?xml version="1.0" encoding="utf-8"?>
+<b:Sources xmlns:b="http://schemas.openxmlformats.org/officeDocument/2006/bibliography" xmlns="http://schemas.openxmlformats.org/officeDocument/2006/bibliography" SelectedStyle="\APASixthEditionOfficeOnline.xsl" StyleName="APA" Version="6"/>
+</file>
+
+<file path=customXml/item2.xml><?xml version="1.0" encoding="utf-8"?>
+<?mso-contentType ?>
+<FormTemplates xmlns="http://schemas.microsoft.com/sharepoint/v3/contenttype/forms">
+  <Display>DocumentLibraryForm</Display>
+  <Edit>DocumentLibraryForm</Edit>
+  <New>DocumentLibraryForm</New>
+</FormTemplates>
+</file>
+
+<file path=customXml/item3.xml><?xml version="1.0" encoding="utf-8"?>
 <ct:contentTypeSchema xmlns:ct="http://schemas.microsoft.com/office/2006/metadata/contentType" xmlns:ma="http://schemas.microsoft.com/office/2006/metadata/properties/metaAttributes" ct:_="" ma:_="" ma:contentTypeName="Documento" ma:contentTypeID="0x010100E96778489EE7714D8BD12CC105EB918B" ma:contentTypeVersion="2" ma:contentTypeDescription="Crear nuevo documento." ma:contentTypeScope="" ma:versionID="416c5c7ae9b5d54d83875cd3c65194e3">
   <xsd:schema xmlns:xsd="http://www.w3.org/2001/XMLSchema" xmlns:xs="http://www.w3.org/2001/XMLSchema" xmlns:p="http://schemas.microsoft.com/office/2006/metadata/properties" xmlns:ns2="126e8a1c-9ea9-435a-ac89-d06c80d62e30" targetNamespace="http://schemas.microsoft.com/office/2006/metadata/properties" ma:root="true" ma:fieldsID="70a237c842677bd850644f8595079f5e" ns2:_="">
     <xsd:import namespace="126e8a1c-9ea9-435a-ac89-d06c80d62e30"/>
@@ -10036,19 +9527,6 @@
 </ct:contentTypeSchema>
 </file>
 
-<file path=customXml/item2.xml><?xml version="1.0" encoding="utf-8"?>
-<?mso-contentType ?>
-<FormTemplates xmlns="http://schemas.microsoft.com/sharepoint/v3/contenttype/forms">
-  <Display>DocumentLibraryForm</Display>
-  <Edit>DocumentLibraryForm</Edit>
-  <New>DocumentLibraryForm</New>
-</FormTemplates>
-</file>
-
-<file path=customXml/item3.xml><?xml version="1.0" encoding="utf-8"?>
-<b:Sources xmlns:b="http://schemas.openxmlformats.org/officeDocument/2006/bibliography" xmlns="http://schemas.openxmlformats.org/officeDocument/2006/bibliography" SelectedStyle="\APASixthEditionOfficeOnline.xsl" StyleName="APA" Version="6"/>
-</file>
-
 <file path=customXml/item4.xml><?xml version="1.0" encoding="utf-8"?>
 <p:properties xmlns:p="http://schemas.microsoft.com/office/2006/metadata/properties" xmlns:xsi="http://www.w3.org/2001/XMLSchema-instance" xmlns:pc="http://schemas.microsoft.com/office/infopath/2007/PartnerControls">
   <documentManagement/>
@@ -10056,6 +9534,22 @@
 </file>
 
 <file path=customXml/itemProps1.xml><?xml version="1.0" encoding="utf-8"?>
+<ds:datastoreItem xmlns:ds="http://schemas.openxmlformats.org/officeDocument/2006/customXml" ds:itemID="{38798A93-35BB-4E36-97F5-7254B21EAFCC}">
+  <ds:schemaRefs>
+    <ds:schemaRef ds:uri="http://schemas.openxmlformats.org/officeDocument/2006/bibliography"/>
+  </ds:schemaRefs>
+</ds:datastoreItem>
+</file>
+
+<file path=customXml/itemProps2.xml><?xml version="1.0" encoding="utf-8"?>
+<ds:datastoreItem xmlns:ds="http://schemas.openxmlformats.org/officeDocument/2006/customXml" ds:itemID="{DABAA964-10BA-4DBC-ABF2-CDEAC0FAF7AA}">
+  <ds:schemaRefs>
+    <ds:schemaRef ds:uri="http://schemas.microsoft.com/sharepoint/v3/contenttype/forms"/>
+  </ds:schemaRefs>
+</ds:datastoreItem>
+</file>
+
+<file path=customXml/itemProps3.xml><?xml version="1.0" encoding="utf-8"?>
 <ds:datastoreItem xmlns:ds="http://schemas.openxmlformats.org/officeDocument/2006/customXml" ds:itemID="{90673534-9590-47F8-B0D6-46AB217CB3AD}">
   <ds:schemaRefs>
     <ds:schemaRef ds:uri="http://schemas.microsoft.com/office/2006/metadata/contentType"/>
@@ -10073,22 +9567,6 @@
 </ds:datastoreItem>
 </file>
 
-<file path=customXml/itemProps2.xml><?xml version="1.0" encoding="utf-8"?>
-<ds:datastoreItem xmlns:ds="http://schemas.openxmlformats.org/officeDocument/2006/customXml" ds:itemID="{DABAA964-10BA-4DBC-ABF2-CDEAC0FAF7AA}">
-  <ds:schemaRefs>
-    <ds:schemaRef ds:uri="http://schemas.microsoft.com/sharepoint/v3/contenttype/forms"/>
-  </ds:schemaRefs>
-</ds:datastoreItem>
-</file>
-
-<file path=customXml/itemProps3.xml><?xml version="1.0" encoding="utf-8"?>
-<ds:datastoreItem xmlns:ds="http://schemas.openxmlformats.org/officeDocument/2006/customXml" ds:itemID="{38798A93-35BB-4E36-97F5-7254B21EAFCC}">
-  <ds:schemaRefs>
-    <ds:schemaRef ds:uri="http://schemas.openxmlformats.org/officeDocument/2006/bibliography"/>
-  </ds:schemaRefs>
-</ds:datastoreItem>
-</file>
-
 <file path=customXml/itemProps4.xml><?xml version="1.0" encoding="utf-8"?>
 <ds:datastoreItem xmlns:ds="http://schemas.openxmlformats.org/officeDocument/2006/customXml" ds:itemID="{5F1783E3-BA1C-4CA3-8E32-C9B378BBED03}">
   <ds:schemaRefs>
